--- a/dist/submission/p8_pacific_sids_VN.docx
+++ b/dist/submission/p8_pacific_sids_VN.docx
@@ -121,7 +121,7 @@
         <w:t xml:space="preserve"> </w:t>
       </w:r>
       <w:r>
-        <w:t xml:space="preserve">Nghiên cứu xem xét liệu mối quan hệ chữ U ngược truyền thống giữa cường độ quốc tế hoá và hiệu quả doanh nghiệp có giữ vững ở các Quốc đảo nhỏ đang phát triển (Small Island Developing States, SIDS) Thái Bình Dương hay không, một bối cảnh trong đó ba điều kiện tiền đề cấu trúc của lô-gíc chữ U ngược (thị trường nội địa khả thi, chi phí thương mại có thể quản lý được, và hỗ trợ thể chế có chức năng) đồng thời vắng mặt.</w:t>
+        <w:t xml:space="preserve">Nghiên cứu xem xét liệu mối quan hệ chữ U ngược truyền thống giữa cường độ quốc tế hoá và hiệu quả doanh nghiệp có giữ vững ở các Quốc đảo nhỏ đang phát triển (Small Island Developing States, SIDS) Thái Bình Dương hay không. Đây là bối cảnh trong đó ba điều kiện tiền đề cấu trúc của lô-gíc chữ U ngược đồng thời vắng mặt: thị trường nội địa khả thi, chi phí thương mại có thể quản lý được, và hỗ trợ thể chế có chức năng.</w:t>
       </w:r>
     </w:p>
     <w:p>
@@ -139,7 +139,7 @@
         <w:t xml:space="preserve"> </w:t>
       </w:r>
       <w:r>
-        <w:t xml:space="preserve">Chúng tôi giới thiệu và định nghĩa lý thuyết Gánh nặng Quốc tế hoá Bắt buộc (Forced Internationalisation Penalty, FIP) như một điều kiện biên của mô hình chữ U ngược và kiểm định bằng dữ liệu Khảo sát Doanh nghiệp của Ngân hàng Thế giới từ 1.469 doanh nghiệp thuộc chín nền kinh tế SIDS Thái Bình Dương giai đoạn 2009-2025, với đặc tả hiệu ứng cố định quốc gia-năm và sai số chuẩn vững HC1. Cấu trúc FIP được phân biệt với chi phí giai đoạn 1 trong lý thuyết ba giai đoạn, Liability of Foreignness, và necessity entrepreneurship.</w:t>
+        <w:t xml:space="preserve">Nghiên cứu giới thiệu và định nghĩa lý thuyết Gánh nặng Quốc tế hoá Bắt buộc (Forced Internationalisation Penalty, FIP) như một điều kiện biên của mô hình chữ U ngược. Khung lý thuyết được kiểm định bằng dữ liệu Khảo sát Doanh nghiệp của Ngân hàng Thế giới từ 1.469 doanh nghiệp thuộc chín nền kinh tế SIDS Thái Bình Dương giai đoạn 2009-2025, với đặc tả hiệu ứng cố định quốc gia-năm và sai số chuẩn vững HC1. Cấu trúc FIP được phân biệt với chi phí giai đoạn 1 trong lý thuyết ba giai đoạn, Liability of Foreignness, và necessity entrepreneurship.</w:t>
       </w:r>
     </w:p>
     <w:p>
@@ -157,7 +157,7 @@
         <w:t xml:space="preserve"> </w:t>
       </w:r>
       <w:r>
-        <w:t xml:space="preserve">Cường độ quốc tế hoá có quan hệ âm và vững chắc với năng suất lao động (β = -0,404, p = ,032 trong mô hình hiệu ứng cố định quốc gia-năm; β = -1,236, p &lt; ,001 khi không có hiệu ứng cố định quốc gia), không có độ cong bậc hai có ý nghĩa thống kê. Năng lực công nghệ và áp dụng số, cả hai đều là biến điều tiết có ý nghĩa trong bối cảnh châu Á đại lục, không có ý nghĩa thống kê trong môi trường SIDS, phù hợp với cơ chế FIP: khi các điều kiện tiền đề cấu trúc vắng mặt, năng lực cấp doanh nghiệp không thể chuyển hướng quan hệ I-P sang vùng dương.</w:t>
+        <w:t xml:space="preserve">Cường độ quốc tế hoá có quan hệ âm và vững chắc với năng suất lao động (β = -0,404, p = ,032 trong mô hình hiệu ứng cố định quốc gia-năm; β = -1,236, p &lt; ,001 khi không có hiệu ứng cố định quốc gia). Không có độ cong bậc hai có ý nghĩa thống kê. Năng lực công nghệ và áp dụng số là biến điều tiết có ý nghĩa trong bối cảnh châu Á đại lục, nhưng không có ý nghĩa thống kê trong môi trường SIDS. Kết quả này phù hợp với cơ chế FIP: khi các điều kiện tiền đề cấu trúc vắng mặt, năng lực cấp doanh nghiệp không thể chuyển hướng quan hệ I-P sang vùng dương.</w:t>
       </w:r>
     </w:p>
     <w:p>
@@ -352,7 +352,7 @@
         <w:pStyle w:val="FirstParagraph"/>
       </w:pPr>
       <w:r>
-        <w:t xml:space="preserve">Quan hệ giữa quốc tế hóa và hiệu quả doanh nghiệp (I→P) là một trong những quy luật thực nghiệm gây tranh luận nhiều nhất trong nghiên cứu kinh doanh quốc tế (international business — IB). Các phân tích tổng hợp nhất quán báo cáo tác động dương tích cực trung bình (Kirca et al., 2011; Bausch &amp; Krist, 2007), nhưng phương sai giữa các nghiên cứu rất lớn và không đồng nhất, đây là lời mời để khảo sát các</w:t>
+        <w:t xml:space="preserve">Quan hệ giữa quốc tế hóa và hiệu quả doanh nghiệp (I→P) là một trong những quy luật thực nghiệm gây tranh luận nhiều nhất trong nghiên cứu kinh doanh quốc tế (international business, IB). Các phân tích tổng hợp nhất quán báo cáo tác động dương tích cực trung bình (Kirca et al., 2011; Bausch &amp; Krist, 2007). Tuy nhiên, phương sai giữa các nghiên cứu rất lớn và không đồng nhất. Sự không đồng nhất này là lời mời khảo sát các</w:t>
       </w:r>
       <w:r>
         <w:t xml:space="preserve"> </w:t>
@@ -376,15 +376,15 @@
         <w:pStyle w:val="BodyText"/>
       </w:pPr>
       <w:r>
-        <w:t xml:space="preserve">Giải pháp lý thuyết chủ đạo giả định dạng hàm hình chữ U ngược (Lu &amp; Beamish, 2004): quốc tế hóa ban đầu cải thiện hiệu quả thông qua kinh tế quy mô, học hỏi, và đa dạng hóa thị trường; sau đó, vượt qua một ngưỡng nhất định, chi phí phối hợp và độ phức tạp tổ chức làm xói mòn những lợi ích này. Contractor, Kundu và Hsu (2003) mở rộng điều này thành đường cong S ba giai đoạn, trong đó ngay cả độ dốc giảm ban đầu ở giai đoạn 1 cũng chỉ là tạm thời và cuối cùng nhường chỗ cho lợi ích ròng.</w:t>
-      </w:r>
-    </w:p>
-    <w:p>
-      <w:pPr>
-        <w:pStyle w:val="BodyText"/>
-      </w:pPr>
-      <w:r>
-        <w:t xml:space="preserve">Cả hai khung lý thuyết đều chia sẻ một giả định nền tảng chung: môi trường thể chế, trong khi có thể điều tiết</w:t>
+        <w:t xml:space="preserve">Giải pháp lý thuyết chủ đạo giả định dạng hàm hình chữ U ngược (Lu &amp; Beamish, 2004). Quốc tế hóa ban đầu cải thiện hiệu quả thông qua kinh tế quy mô, học hỏi, và đa dạng hóa thị trường. Sau khi vượt qua một ngưỡng nhất định, chi phí phối hợp và độ phức tạp tổ chức làm xói mòn những lợi ích này. Contractor, Kundu và Hsu (2003) mở rộng mô hình thành đường cong S ba giai đoạn. Trong khung này, ngay cả độ dốc giảm ban đầu ở giai đoạn 1 cũng chỉ là tạm thời và cuối cùng nhường chỗ cho lợi ích ròng.</w:t>
+      </w:r>
+    </w:p>
+    <w:p>
+      <w:pPr>
+        <w:pStyle w:val="BodyText"/>
+      </w:pPr>
+      <w:r>
+        <w:t xml:space="preserve">Cả hai khung lý thuyết đều chia sẻ một giả định nền tảng chung: môi trường thể chế có thể điều tiết</w:t>
       </w:r>
       <w:r>
         <w:t xml:space="preserve"> </w:t>
@@ -400,15 +400,15 @@
         <w:t xml:space="preserve"> </w:t>
       </w:r>
       <w:r>
-        <w:t xml:space="preserve">của quan hệ I→P, không làm thay đổi hình dạng cơ bản hay dấu hiệu của quan hệ đó.</w:t>
-      </w:r>
-    </w:p>
-    <w:p>
-      <w:pPr>
-        <w:pStyle w:val="BodyText"/>
-      </w:pPr>
-      <w:r>
-        <w:t xml:space="preserve">Bài báo này thách thức giả định đó. Chúng tôi lập luận rằng một số điều kiện cấu trúc, đặc trưng của các Quốc đảo nhỏ đang phát triển (SIDS), loại bỏ các điều kiện tiền đề mà logic hình chữ U ngược phụ thuộc vào, thay thế mô hình phi tuyến tính kỳ vọng bằng quan hệ âm đơn điệu. Chúng tôi gọi hiện tượng này là</w:t>
+        <w:t xml:space="preserve">của quan hệ I→P, nhưng không làm thay đổi hình dạng cơ bản hay dấu hiệu của quan hệ đó.</w:t>
+      </w:r>
+    </w:p>
+    <w:p>
+      <w:pPr>
+        <w:pStyle w:val="BodyText"/>
+      </w:pPr>
+      <w:r>
+        <w:t xml:space="preserve">Bài báo này thách thức giả định đó. Nghiên cứu lập luận rằng một số điều kiện cấu trúc đặc trưng của các Quốc đảo nhỏ đang phát triển (SIDS) loại bỏ các điều kiện tiền đề mà logic hình chữ U ngược phụ thuộc vào. Các điều kiện này thay thế mô hình phi tuyến tính kỳ vọng bằng quan hệ âm đơn điệu. Nghiên cứu gọi hiện tượng này là</w:t>
       </w:r>
       <w:r>
         <w:t xml:space="preserve"> </w:t>
@@ -439,23 +439,23 @@
         <w:pStyle w:val="FirstParagraph"/>
       </w:pPr>
       <w:r>
-        <w:t xml:space="preserve">SIDS đại diện cho bối cảnh có tính cực đoan về lý thuyết nhưng lại thiếu hụt về mặt nghiên cứu thực nghiệm trong lĩnh vực I→P. Các nền kinh tế này được đặc trưng bởi thị trường nội địa cực nhỏ (Tonga: 104.000 dân; Kiribati: 121.000 dân), cô lập địa lý cực đoan làm khuếch đại chi phí thương mại lên 30–210% (Winters &amp; Martins, 2004), và khoảng trống thể chế toàn diện hạn chế khả năng chiếm đoạt lợi nhuận của doanh nghiệp từ các hoạt động quốc tế (Briguglio, 1995; Khanna &amp; Palepu, 2010).</w:t>
-      </w:r>
-    </w:p>
-    <w:p>
-      <w:pPr>
-        <w:pStyle w:val="BodyText"/>
-      </w:pPr>
-      <w:r>
-        <w:t xml:space="preserve">Theo dõi hệ thống gần đây trên 121.249 điểm dữ liệu phát triển xác nhận rằng các điều kiện này đã ngày càng trầm trọng hơn: tiến độ giai đoạn 2020–2025 là chậm nhất từ trước đến nay trên 15 trong số 26 tiêu chuẩn được theo dõi, với SIDS và châu Phi cận Sahara bị ảnh hưởng không cân xứng (Pirlea et al., 2026). Phân tích đa chỉ số độc lập trên sáu chiều phát triển, nghèo đói, tuổi thọ, giáo dục, bình đẳng giới, khí hậu, và điện, cho thấy thế giới đang phát triển với tốc độ chậm nhất trong 75 năm qua, với 54 nền kinh tế còn hơn một thế kỷ nữa mới đạt tiêu chuẩn nước phát triển theo quỹ đạo hiện tại, và SIDS chiếm tỷ lệ không cân xứng trong nhóm này (Mahler, Serajuddin, Wadhwa, &amp; Yonzan, 2026).</w:t>
-      </w:r>
-    </w:p>
-    <w:p>
-      <w:pPr>
-        <w:pStyle w:val="BodyText"/>
-      </w:pPr>
-      <w:r>
-        <w:t xml:space="preserve">Điều quan trọng là các doanh nghiệp ở SIDS không</w:t>
+        <w:t xml:space="preserve">SIDS đại diện cho bối cảnh có tính cực đoan về lý thuyết nhưng lại thiếu hụt về mặt nghiên cứu thực nghiệm trong lĩnh vực I→P. Các nền kinh tế này được đặc trưng bởi thị trường nội địa cực nhỏ (Tonga: 104.000 dân; Kiribati: 121.000 dân). Cô lập địa lý cực đoan làm khuếch đại chi phí thương mại lên 30-210% (Winters &amp; Martins, 2004). Đồng thời, khoảng trống thể chế toàn diện hạn chế khả năng chiếm đoạt lợi nhuận của doanh nghiệp từ các hoạt động quốc tế (Briguglio, 1995; Khanna &amp; Palepu, 2010).</w:t>
+      </w:r>
+    </w:p>
+    <w:p>
+      <w:pPr>
+        <w:pStyle w:val="BodyText"/>
+      </w:pPr>
+      <w:r>
+        <w:t xml:space="preserve">Theo dõi hệ thống gần đây trên 121.249 điểm dữ liệu phát triển xác nhận rằng các điều kiện này ngày càng trầm trọng hơn. Tiến độ giai đoạn 2020-2025 là chậm nhất từ trước đến nay trên 15 trong số 26 tiêu chuẩn được theo dõi, với SIDS và châu Phi cận Sahara bị ảnh hưởng không cân xứng (Pirlea et al., 2026). Phân tích đa chỉ số độc lập trên sáu chiều phát triển (nghèo đói, tuổi thọ, giáo dục, bình đẳng giới, khí hậu, điện) cho thấy thế giới đang phát triển với tốc độ chậm nhất trong 75 năm qua. Có 54 nền kinh tế còn hơn một thế kỷ nữa mới đạt tiêu chuẩn nước phát triển theo quỹ đạo hiện tại, và SIDS chiếm tỷ lệ không cân xứng trong nhóm này (Mahler, Serajuddin, Wadhwa, &amp; Yonzan, 2026).</w:t>
+      </w:r>
+    </w:p>
+    <w:p>
+      <w:pPr>
+        <w:pStyle w:val="BodyText"/>
+      </w:pPr>
+      <w:r>
+        <w:t xml:space="preserve">Điểm quan trọng là các doanh nghiệp ở SIDS không</w:t>
       </w:r>
       <w:r>
         <w:t xml:space="preserve"> </w:t>
@@ -471,7 +471,7 @@
         <w:t xml:space="preserve"> </w:t>
       </w:r>
       <w:r>
-        <w:t xml:space="preserve">quốc tế hóa như một chiến lược tăng trưởng; đối với nhiều doanh nghiệp, xuất khẩu là mệnh lệnh cấu trúc được quy định bởi sự bất khả thi của việc đạt quy mô hiệu quả tối thiểu trong nước. Sự bắt buộc này, quốc tế hóa vì sinh tồn, thay đổi cơ bản logic của quan hệ I→P.</w:t>
+        <w:t xml:space="preserve">quốc tế hóa như một chiến lược tăng trưởng. Đối với nhiều doanh nghiệp, xuất khẩu là mệnh lệnh cấu trúc được quy định bởi sự bất khả thi của việc đạt quy mô hiệu quả tối thiểu trong nước. Sự bắt buộc này, tức quốc tế hóa vì sinh tồn, thay đổi cơ bản logic của quan hệ I→P.</w:t>
       </w:r>
     </w:p>
     <w:bookmarkEnd w:id="23"/>
@@ -489,31 +489,31 @@
         <w:pStyle w:val="FirstParagraph"/>
       </w:pPr>
       <w:r>
-        <w:t xml:space="preserve">Bài báo này có ba đóng góp vào văn liệu IB. Thứ nhất, chúng tôi giới thiệu và định nghĩa lý thuyết FIP như một điều kiện biên của mô hình hình chữ U ngược, phân biệt nó với các khái niệm liền kề bao gồm chi phí giai đoạn 1 trong lý thuyết ba giai đoạn (Contractor et al., 2003), Trách nhiệm ngoại lai (Liability of Foreignness, Zaheer, 1995), và khởi nghiệp bắt buộc (necessity entrepreneurship, Sarasvathy et al., 2014).</w:t>
-      </w:r>
-    </w:p>
-    <w:p>
-      <w:pPr>
-        <w:pStyle w:val="BodyText"/>
-      </w:pPr>
-      <w:r>
-        <w:t xml:space="preserve">Thứ hai, chúng tôi cung cấp bằng chứng thực nghiệm từ 1.469 doanh nghiệp thuộc chín nền kinh tế SIDS Thái Bình Dương bằng dữ liệu WBES, phân tích I→P cấp doanh nghiệp toàn diện nhất tại SIDS Thái Bình Dương cho đến nay.</w:t>
-      </w:r>
-    </w:p>
-    <w:p>
-      <w:pPr>
-        <w:pStyle w:val="BodyText"/>
-      </w:pPr>
-      <w:r>
-        <w:t xml:space="preserve">Thứ ba, chúng tôi ghi lại rằng năng lực cấp doanh nghiệp (Chỉ số năng lực công nghệ, TCI, Chỉ số áp dụng số, DAI) không có khả năng vượt qua FIP, chuyển hướng cuộc thảo luận lý thuyết từ "điều tiết thể chế của quan hệ I→P" (Marano, Tallman, &amp; Teece, 2016) sang "quyết định thể chế về dấu của quan hệ I→P."</w:t>
-      </w:r>
-    </w:p>
-    <w:p>
-      <w:pPr>
-        <w:pStyle w:val="BodyText"/>
-      </w:pPr>
-      <w:r>
-        <w:t xml:space="preserve">Các phát hiện có hàm ý chính sách trực tiếp theo Chương trình nghị sự Antigua và Barbuda dành cho SIDS (United Nations General Assembly, 2024), cho thấy các chiến lược dựa trên tăng trưởng xuất khẩu có thể không phù hợp một cách hệ thống với thực tế cấu trúc của các vi kinh tế Thái Bình Dương.</w:t>
+        <w:t xml:space="preserve">Bài báo này có ba đóng góp vào văn liệu IB. Thứ nhất, nghiên cứu giới thiệu và định nghĩa lý thuyết FIP như một điều kiện biên của mô hình hình chữ U ngược. FIP được phân biệt với các khái niệm liền kề bao gồm chi phí giai đoạn 1 trong lý thuyết ba giai đoạn (Contractor et al., 2003), Trách nhiệm ngoại lai (Liability of Foreignness, Zaheer, 1995), và khởi nghiệp bắt buộc (necessity entrepreneurship, Sarasvathy et al., 2014).</w:t>
+      </w:r>
+    </w:p>
+    <w:p>
+      <w:pPr>
+        <w:pStyle w:val="BodyText"/>
+      </w:pPr>
+      <w:r>
+        <w:t xml:space="preserve">Thứ hai, nghiên cứu cung cấp bằng chứng thực nghiệm từ 1.469 doanh nghiệp thuộc chín nền kinh tế SIDS Thái Bình Dương bằng dữ liệu WBES. Đây là phân tích I→P cấp doanh nghiệp toàn diện nhất tại SIDS Thái Bình Dương cho đến nay.</w:t>
+      </w:r>
+    </w:p>
+    <w:p>
+      <w:pPr>
+        <w:pStyle w:val="BodyText"/>
+      </w:pPr>
+      <w:r>
+        <w:t xml:space="preserve">Thứ ba, nghiên cứu ghi lại rằng năng lực cấp doanh nghiệp (Chỉ số năng lực công nghệ TCI, Chỉ số áp dụng số DAI) không có khả năng vượt qua FIP. Phát hiện này chuyển hướng cuộc thảo luận lý thuyết từ "điều tiết thể chế của quan hệ I→P" (Marano, Tallman, &amp; Teece, 2016) sang "quyết định thể chế về dấu của quan hệ I→P."</w:t>
+      </w:r>
+    </w:p>
+    <w:p>
+      <w:pPr>
+        <w:pStyle w:val="BodyText"/>
+      </w:pPr>
+      <w:r>
+        <w:t xml:space="preserve">Các phát hiện có hàm ý chính sách trực tiếp theo Chương trình nghị sự Antigua và Barbuda dành cho SIDS (United Nations General Assembly, 2024). Kết quả cho thấy các chiến lược dựa trên tăng trưởng xuất khẩu có thể không phù hợp một cách hệ thống với thực tế cấu trúc của các vi kinh tế Thái Bình Dương.</w:t>
       </w:r>
     </w:p>
     <w:p>
@@ -548,7 +548,7 @@
         <w:pStyle w:val="FirstParagraph"/>
       </w:pPr>
       <w:r>
-        <w:t xml:space="preserve">Giả thuyết hình chữ U ngược trong nghiên cứu I→P xuất phát từ logic chi phí-lợi ích: khi doanh nghiệp mở rộng sang thị trường nước ngoài, các tác động dương ban đầu (kinh tế quy mô, thu nhận kiến thức, đa dạng hóa thị trường) ban đầu chiếm ưu thế, nhưng vượt qua một ngưỡng nhất định, độ phức tạp tổ chức ngày càng tăng, chi phí phối hợp, và trách nhiệm ngoại lai đảo ngược quỹ đạo hiệu quả (Lu &amp; Beamish, 2004; Hitt, Hoskisson, &amp; Kim, 1997). Điểm ngưỡng, thường được ước tính trong khoảng 30% đến 70% doanh số nước ngoài trên tổng doanh số (cường độ xuất khẩu, Foreign Sales to Total Sales, FSTS), đại diện cho điểm tại đó chi phí biên bằng lợi ích biên của quốc tế hóa tiếp theo.</w:t>
+        <w:t xml:space="preserve">Giả thuyết hình chữ U ngược trong nghiên cứu I→P xuất phát từ logic chi phí-lợi ích. Khi doanh nghiệp mở rộng sang thị trường nước ngoài, các tác động dương ban đầu (kinh tế quy mô, thu nhận kiến thức, đa dạng hóa thị trường) chiếm ưu thế. Tuy nhiên, vượt qua một ngưỡng nhất định, độ phức tạp tổ chức, chi phí phối hợp, và trách nhiệm ngoại lai đảo ngược quỹ đạo hiệu quả (Lu &amp; Beamish, 2004; Hitt, Hoskisson, &amp; Kim, 1997). Điểm ngưỡng thường được ước tính trong khoảng 30% đến 70% doanh số nước ngoài trên tổng doanh số (cường độ xuất khẩu, Foreign Sales to Total Sales, FSTS). Đây là điểm tại đó chi phí biên bằng lợi ích biên của quốc tế hóa tiếp theo.</w:t>
       </w:r>
     </w:p>
     <w:p>
@@ -574,7 +574,7 @@
         <w:t xml:space="preserve"> </w:t>
       </w:r>
       <w:r>
-        <w:t xml:space="preserve">Logic hình chữ U ngược giả định rằng doanh nghiệp có căn cứ nội địa hoạt động cung cấp doanh thu, tài nguyên, và học hỏi tổ chức trước và trong quá trình quốc tế hóa (Johanson &amp; Vahlne, 1977; 2009). Khi thị trường nội địa không khả thi, quá nhỏ để hỗ trợ quy mô hiệu quả tối thiểu cho ngay cả các hoạt động cơ bản, doanh nghiệp bị ép buộc về mặt cấu trúc phải xuất khẩu bất kể sự sẵn sàng chiến lược hay năng lực. Giả định "lựa chọn xuất khẩu" làm cơ sở cho hầu hết các mô hình I→P bị phá vỡ.</w:t>
+        <w:t xml:space="preserve">Logic hình chữ U ngược giả định rằng doanh nghiệp có căn cứ nội địa hoạt động cung cấp doanh thu, tài nguyên, và học hỏi tổ chức trước và trong quá trình quốc tế hóa (Johanson &amp; Vahlne, 1977; 2009). Khi thị trường nội địa không khả thi (quá nhỏ để hỗ trợ quy mô hiệu quả tối thiểu cho ngay cả các hoạt động cơ bản), doanh nghiệp bị ép buộc về mặt cấu trúc phải xuất khẩu bất kể sự sẵn sàng chiến lược hay năng lực. Giả định "lựa chọn xuất khẩu" làm cơ sở cho hầu hết các mô hình I→P bị phá vỡ.</w:t>
       </w:r>
     </w:p>
     <w:p>
@@ -592,7 +592,7 @@
         <w:t xml:space="preserve"> </w:t>
       </w:r>
       <w:r>
-        <w:t xml:space="preserve">Mô hình tiêu chuẩn giả định rằng, ít nhất ban đầu, doanh thu xuất khẩu vượt chi phí xuất khẩu, cho phép một giai đoạn lợi nhuận quốc tế hóa ròng dương. Ở các nền kinh tế bị cô lập về địa lý, chi phí thương mại có thể cực cao đến mức điều kiện này bị vi phạm ngay cả ở cường độ xuất khẩu nhỏ. Winters và Martins (2004) ghi lại mức phí bù chi phí thương mại từ 30–210% cho các nền kinh tế nhỏ xa xôi, phần lớn độc lập với hiệu quả doanh nghiệp hay lựa chọn chiến lược.</w:t>
+        <w:t xml:space="preserve">Mô hình tiêu chuẩn giả định rằng, ít nhất ban đầu, doanh thu xuất khẩu vượt chi phí xuất khẩu. Điều này cho phép một giai đoạn lợi nhuận quốc tế hóa ròng dương. Ở các nền kinh tế bị cô lập về địa lý, chi phí thương mại có thể cực cao đến mức điều kiện này bị vi phạm ngay cả ở cường độ xuất khẩu nhỏ. Winters và Martins (2004) ghi lại mức phí bù chi phí thương mại từ 30-210% cho các nền kinh tế nhỏ xa xôi. Mức phí này phần lớn độc lập với hiệu quả doanh nghiệp hay lựa chọn chiến lược.</w:t>
       </w:r>
     </w:p>
     <w:p>
@@ -610,7 +610,7 @@
         <w:t xml:space="preserve"> </w:t>
       </w:r>
       <w:r>
-        <w:t xml:space="preserve">Cả lý thuyết thể chế (Scott, 1995; North, 1990) và văn liệu khoảng trống thể chế (Khanna &amp; Palepu, 2010; Doh et al., 2017) đều coi chất lượng thể chế hỗ trợ thị trường là biến điều tiết cường độ quan hệ I→P. Điều này giả định rằng thể chế biến thiên trên một thang liên tục nơi tồn tại một mức hỗ trợ chức năng nhất định ngay cả ở mức thấp nhất. Khoảng trống thể chế toàn diện, thiếu vắng các trung gian tài chính, thực thi hợp đồng không đáng tin cậy, hạ tầng thuận lợi thương mại hạn chế, không chỉ làm suy yếu đường cong hình chữ U ngược; chúng có thể loại bỏ hoàn toàn cơ chế tạo ra lợi nhuận dương từ quốc tế hóa.</w:t>
+        <w:t xml:space="preserve">Cả lý thuyết thể chế (Scott, 1995; North, 1990) và văn liệu khoảng trống thể chế (Khanna &amp; Palepu, 2010; Doh et al., 2017) đều coi chất lượng thể chế hỗ trợ thị trường là biến điều tiết cường độ quan hệ I→P. Giả định ngầm là thể chế biến thiên trên một thang liên tục, trong đó tồn tại một mức hỗ trợ chức năng nhất định ngay cả ở mức thấp nhất. Tuy nhiên, khoảng trống thể chế toàn diện (thiếu vắng các trung gian tài chính, thực thi hợp đồng không đáng tin cậy, hạ tầng thuận lợi thương mại hạn chế) không chỉ làm suy yếu đường cong hình chữ U ngược. Khoảng trống này có thể loại bỏ hoàn toàn cơ chế tạo ra lợi nhuận dương từ quốc tế hóa.</w:t>
       </w:r>
     </w:p>
     <w:bookmarkEnd w:id="26"/>
@@ -628,7 +628,7 @@
         <w:pStyle w:val="FirstParagraph"/>
       </w:pPr>
       <w:r>
-        <w:t xml:space="preserve">Chúng tôi định nghĩa</w:t>
+        <w:t xml:space="preserve">Nghiên cứu định nghĩa</w:t>
       </w:r>
       <w:r>
         <w:t xml:space="preserve"> </w:t>
@@ -659,7 +659,7 @@
         <w:t xml:space="preserve">So với chi phí giai đoạn 1 (Contractor et al., 2003)</w:t>
       </w:r>
       <w:r>
-        <w:t xml:space="preserve">: Chi phí giai đoạn 1 là tạm thời, chúng phản ánh chi phí đầu tư thiết lập và học hỏi ban đầu mà cuối cùng tạo ra lợi ích ròng một khi vượt qua điểm ngưỡng. FIP không có điểm ngưỡng lý thuyết trong phạm vi quan sát của FSTS, vì ràng buộc mang tính cấu trúc (thị trường nội địa không khả thi, chi phí thương mại cực cao, khoảng trống thể chế) chứ không phải chuyển tiếp.</w:t>
+        <w:t xml:space="preserve">: Chi phí giai đoạn 1 là tạm thời. Chúng phản ánh chi phí đầu tư thiết lập và học hỏi ban đầu mà cuối cùng tạo ra lợi ích ròng một khi vượt qua điểm ngưỡng. FIP không có điểm ngưỡng lý thuyết trong phạm vi quan sát của FSTS, vì ràng buộc mang tính cấu trúc (thị trường nội địa không khả thi, chi phí thương mại cực cao, khoảng trống thể chế) chứ không phải chuyển tiếp.</w:t>
       </w:r>
     </w:p>
     <w:p>
@@ -690,7 +690,7 @@
         <w:t xml:space="preserve"> </w:t>
       </w:r>
       <w:r>
-        <w:t xml:space="preserve">của phương trình, đây là gánh nặng mà các doanh nghiệp SIDS phải chịu khi họ xuất khẩu, không phải gánh nặng mà các tập đoàn đa quốc gia phải chịu khi thâm nhập thị trường SIDS.</w:t>
+        <w:t xml:space="preserve">của phương trình. Đây là gánh nặng mà các doanh nghiệp SIDS phải chịu khi họ xuất khẩu, không phải gánh nặng mà các tập đoàn đa quốc gia phải chịu khi thâm nhập thị trường SIDS.</w:t>
       </w:r>
     </w:p>
     <w:p>
@@ -720,7 +720,7 @@
         <w:t xml:space="preserve">So với tính dễ bị tổn thương kinh tế SIDS (Briguglio, 1995)</w:t>
       </w:r>
       <w:r>
-        <w:t xml:space="preserve">: Chỉ số dễ bị tổn thương của Briguglio nắm bắt mức độ tiếp xúc kinh tế vĩ mô với các cú sốc bên ngoài. FIP là một cấu trúc kinh tế vi mô, cấp doanh nghiệp: nó xác định cơ chế hiệu quả thông qua đó tính dễ bị tổn thương cấu trúc vĩ mô chuyển hóa thành kết quả cấp doanh nghiệp.</w:t>
+        <w:t xml:space="preserve">: Chỉ số dễ bị tổn thương của Briguglio nắm bắt mức độ tiếp xúc kinh tế vĩ mô với các cú sốc bên ngoài. FIP là một cấu trúc kinh tế vi mô, cấp doanh nghiệp. Khái niệm này xác định cơ chế hiệu quả thông qua đó tính dễ bị tổn thương cấu trúc vĩ mô chuyển hóa thành kết quả cấp doanh nghiệp.</w:t>
       </w:r>
     </w:p>
     <w:bookmarkEnd w:id="27"/>
@@ -738,7 +738,7 @@
         <w:pStyle w:val="FirstParagraph"/>
       </w:pPr>
       <w:r>
-        <w:t xml:space="preserve">Các nền kinh tế SIDS Thái Bình Dương thể hiện cả ba điều kiện tiền đề bị vi phạm ở dạng cực đoan. Với dân số dao động từ 94.000 (Micronesia) đến 10 triệu (Papua New Guinea, nền kinh tế lớn nhất trong mẫu của chúng tôi), thị trường nội địa không thể duy trì các doanh nghiệp sản xuất hay dịch vụ ở quy mô hiệu quả tối thiểu. Read (2004) chứng minh rằng các nền kinh tế đảo nhỏ nhất thực tế không có kiến trúc lựa chọn để kiêng xuất khẩu, các doanh nghiệp hoặc phải xuất khẩu hoặc phải rút khỏi thị trường. Chúng tôi gọi mô hình này là</w:t>
+        <w:t xml:space="preserve">Các nền kinh tế SIDS Thái Bình Dương thể hiện cả ba điều kiện tiền đề bị vi phạm ở dạng cực đoan. Với dân số dao động từ 94.000 (Micronesia) đến 10 triệu (Papua New Guinea, nền kinh tế lớn nhất trong mẫu nghiên cứu), thị trường nội địa không thể duy trì các doanh nghiệp sản xuất hay dịch vụ ở quy mô hiệu quả tối thiểu. Read (2004) chứng minh rằng các nền kinh tế đảo nhỏ nhất thực tế không có kiến trúc lựa chọn để kiêng xuất khẩu. Các doanh nghiệp hoặc phải xuất khẩu hoặc phải rút khỏi thị trường. Nghiên cứu gọi mô hình này là</w:t>
       </w:r>
       <w:r>
         <w:t xml:space="preserve"> </w:t>
@@ -759,7 +759,7 @@
         <w:pStyle w:val="BodyText"/>
       </w:pPr>
       <w:r>
-        <w:t xml:space="preserve">Trong quốc tế hóa vì sinh tồn, FSTS, thước đo tiêu chuẩn của cường độ quốc tế hóa, không còn lập chỉ số cam kết tự nguyện vào thị trường nước ngoài; nó ủy quyền cho</w:t>
+        <w:t xml:space="preserve">Trong quốc tế hóa vì sinh tồn, FSTS không còn lập chỉ số cam kết tự nguyện vào thị trường nước ngoài. Thay vào đó, biến này ủy quyền cho</w:t>
       </w:r>
       <w:r>
         <w:t xml:space="preserve"> </w:t>
@@ -772,7 +772,7 @@
         <w:t xml:space="preserve">mức độ không đủ năng lực của thị trường nội địa</w:t>
       </w:r>
       <w:r>
-        <w:t xml:space="preserve">. Các doanh nghiệp có FSTS cao hơn không nhất thiết là những doanh nghiệp có năng lực quốc tế vượt trội; họ có thể chỉ đơn giản là đối mặt với các ràng buộc thị trường nội địa cấp tính hơn. Cách tái diễn giải FSTS trong bối cảnh SIDS này tạo ra một dự báo thực nghiệm mới:</w:t>
+        <w:t xml:space="preserve">. Các doanh nghiệp có FSTS cao hơn không nhất thiết là những doanh nghiệp có năng lực quốc tế vượt trội. Họ có thể chỉ đơn giản là đối mặt với các ràng buộc thị trường nội địa cấp tính hơn. Cách tái diễn giải FSTS trong bối cảnh SIDS này tạo ra một dự báo thực nghiệm mới:</w:t>
       </w:r>
     </w:p>
     <w:p>
@@ -805,15 +805,15 @@
         <w:pStyle w:val="FirstParagraph"/>
       </w:pPr>
       <w:r>
-        <w:t xml:space="preserve">Trong bối cảnh châu Á đại lục và các bối cảnh thể chế khác, năng lực cấp doanh nghiệp điều tiết quan hệ I→P. Chỉ số năng lực công nghệ (Technological Capability Index, TCI) (Lall, 1992; Goedhuys &amp; Sleuwaegen, 2013) và Chỉ số áp dụng số (Digital Adoption Index, DAI) (Teece, 2007) được chứng minh là dịch chuyển đường cong I→P lên phía trên, cho phép doanh nghiệp đạt hiệu quả tốt hơn ở bất kỳ mức độ quốc tế hóa nào, và thay đổi điểm ngưỡng. Cơ chế lý thuyết là các năng lực làm giảm chi phí phức tạp tổ chức ở phần giảm dần của hình chữ U ngược.</w:t>
-      </w:r>
-    </w:p>
-    <w:p>
-      <w:pPr>
-        <w:pStyle w:val="BodyText"/>
-      </w:pPr>
-      <w:r>
-        <w:t xml:space="preserve">Trong bối cảnh FIP, cơ chế điều tiết này có thể bị suy giảm. Nếu quan hệ I→P âm xuất phát từ các điều kiện cấu trúc (thị trường nội địa không khả thi, chi phí thương mại cực cao, khoảng trống thể chế) thay vì từ sự phức tạp tổ chức, thì các năng lực cấp doanh nghiệp giải quyết sự phức tạp tổ chức sẽ không chuyển hướng quan hệ này. Một doanh nghiệp SIDS với năng lực công nghệ vượt trội vẫn phải đối mặt với mức khuếch đại chi phí thương mại 30–210%; một doanh nghiệp SIDS có trang web vẫn phải đối mặt với sự vắng mặt của các trung gian tài chính có chức năng cho tài trợ thương mại. Cơ chế cấu trúc tạo ra FIP hoạt động ở mức độ mà các năng lực cấp doanh nghiệp không thể dễ dàng bù đắp.</w:t>
+        <w:t xml:space="preserve">Trong bối cảnh châu Á đại lục và các bối cảnh thể chế khác, năng lực cấp doanh nghiệp điều tiết quan hệ I→P. Chỉ số năng lực công nghệ (Technological Capability Index, TCI) (Lall, 1992; Goedhuys &amp; Sleuwaegen, 2013) và Chỉ số áp dụng số (Digital Adoption Index, DAI) (Teece, 2007) được chứng minh là dịch chuyển đường cong I→P lên phía trên. Các chỉ số này cho phép doanh nghiệp đạt hiệu quả tốt hơn ở bất kỳ mức độ quốc tế hóa nào, đồng thời thay đổi điểm ngưỡng. Cơ chế lý thuyết là các năng lực làm giảm chi phí phức tạp tổ chức ở phần giảm dần của hình chữ U ngược.</w:t>
+      </w:r>
+    </w:p>
+    <w:p>
+      <w:pPr>
+        <w:pStyle w:val="BodyText"/>
+      </w:pPr>
+      <w:r>
+        <w:t xml:space="preserve">Trong bối cảnh FIP, cơ chế điều tiết này có thể bị suy giảm. Giả sử quan hệ I→P âm xuất phát từ các điều kiện cấu trúc (thị trường nội địa không khả thi, chi phí thương mại cực cao, khoảng trống thể chế), không phải từ sự phức tạp tổ chức. Khi đó, các năng lực cấp doanh nghiệp giải quyết sự phức tạp tổ chức sẽ không chuyển hướng quan hệ này. Một doanh nghiệp SIDS với năng lực công nghệ vượt trội vẫn phải đối mặt với mức khuếch đại chi phí thương mại 30-210%. Một doanh nghiệp SIDS có trang web vẫn phải đối mặt với sự vắng mặt của các trung gian tài chính có chức năng cho tài trợ thương mại. Cơ chế cấu trúc tạo ra FIP hoạt động ở mức độ mà các năng lực cấp doanh nghiệp không thể dễ dàng bù đắp.</w:t>
       </w:r>
     </w:p>
     <w:p>
@@ -878,15 +878,15 @@
         <w:pStyle w:val="FirstParagraph"/>
       </w:pPr>
       <w:r>
-        <w:t xml:space="preserve">Chúng tôi sử dụng dữ liệu tổng hợp từ Khảo sát Doanh nghiệp Ngân hàng Thế giới (World Bank Enterprise Survey — WBES), lấy từ các đợt khảo sát được thực hiện ở các nền kinh tế SIDS Thái Bình Dương trong giai đoạn 2009–2025. WBES sử dụng lấy mẫu ngẫu nhiên phân tầng với thiết kế xác suất tỷ lệ với quy mô trên các tầng quy mô doanh nghiệp (5–19, 20–99, 100+ nhân viên) và các ngành (sản xuất, dịch vụ, bán lẻ).</w:t>
-      </w:r>
-    </w:p>
-    <w:p>
-      <w:pPr>
-        <w:pStyle w:val="BodyText"/>
-      </w:pPr>
-      <w:r>
-        <w:t xml:space="preserve">Chúng tôi đưa vào tất cả các quan sát doanh nghiệp-năm từ các nền kinh tế đáp ứng phân loại SIDS: Fiji, Kiribati, Papua New Guinea, Samoa, Solomon Islands, Timor-Leste, Tonga, Vanuatu, và Comoros (chín nền kinh tế). Mẫu phân tích, các quan sát có giá trị không thiếu về năng suất lao động, cường độ xuất khẩu, và tuổi doanh nghiệp, bao gồm</w:t>
+        <w:t xml:space="preserve">Nghiên cứu sử dụng dữ liệu tổng hợp từ Khảo sát Doanh nghiệp Ngân hàng Thế giới (World Bank Enterprise Survey — WBES). Dữ liệu được lấy từ các đợt khảo sát thực hiện ở các nền kinh tế SIDS Thái Bình Dương trong giai đoạn 2009-2025. WBES sử dụng lấy mẫu ngẫu nhiên phân tầng với thiết kế xác suất tỷ lệ với quy mô trên các tầng quy mô doanh nghiệp (5-19, 20-99, 100+ nhân viên) và các ngành (sản xuất, dịch vụ, bán lẻ).</w:t>
+      </w:r>
+    </w:p>
+    <w:p>
+      <w:pPr>
+        <w:pStyle w:val="BodyText"/>
+      </w:pPr>
+      <w:r>
+        <w:t xml:space="preserve">Phân tích đưa vào tất cả các quan sát doanh nghiệp-năm từ các nền kinh tế đáp ứng phân loại SIDS: Fiji, Kiribati, Papua New Guinea, Samoa, Solomon Islands, Timor-Leste, Tonga, Vanuatu, và Comoros (chín nền kinh tế). Mẫu phân tích bao gồm các quan sát có giá trị không thiếu về năng suất lao động, cường độ xuất khẩu, và tuổi doanh nghiệp. Kích thước mẫu cuối cùng là</w:t>
       </w:r>
       <w:r>
         <w:t xml:space="preserve"> </w:t>
@@ -1141,7 +1141,7 @@
               <w:jc w:val="left"/>
             </w:pPr>
             <w:r>
-              <w:t xml:space="preserve">Biến phụ thuộc — log năng suất lao động (Goedhuys &amp; Sleuwaegen, 2013)</w:t>
+              <w:t xml:space="preserve">Biến phụ thuộc: log năng suất lao động (Goedhuys &amp; Sleuwaegen, 2013)</w:t>
             </w:r>
           </w:p>
         </w:tc>
@@ -1191,7 +1191,7 @@
               <w:jc w:val="left"/>
             </w:pPr>
             <w:r>
-              <w:t xml:space="preserve">Cường độ quốc tế hóa — thô (Haans et al., 2016)</w:t>
+              <w:t xml:space="preserve">Cường độ quốc tế hóa, thô (Haans et al., 2016)</w:t>
             </w:r>
           </w:p>
         </w:tc>
@@ -1241,7 +1241,7 @@
               <w:jc w:val="left"/>
             </w:pPr>
             <w:r>
-              <w:t xml:space="preserve">Cường độ quốc tế hóa — đã cân bằng (Contractor et al., 2003)</w:t>
+              <w:t xml:space="preserve">Cường độ quốc tế hóa, đã cân bằng (Contractor et al., 2003)</w:t>
             </w:r>
           </w:p>
         </w:tc>
@@ -1341,7 +1341,7 @@
               <w:jc w:val="left"/>
             </w:pPr>
             <w:r>
-              <w:t xml:space="preserve">Năng lực công nghệ — proxy Tầng 1; kiểm định trực tiếp + điều tiết (H2; Lall, 1992)</w:t>
+              <w:t xml:space="preserve">Năng lực công nghệ, proxy Tầng 1; kiểm định trực tiếp + điều tiết (H2; Lall, 1992)</w:t>
             </w:r>
           </w:p>
         </w:tc>
@@ -1379,19 +1379,19 @@
               <w:jc w:val="left"/>
             </w:pPr>
             <w:r>
-              <w:t xml:space="preserve">chuẩn hóa-z(c22b_nhị_phân); sự hiện diện trang web hoạt động — chỉ Tầng 1</w:t>
-            </w:r>
-          </w:p>
-        </w:tc>
-        <w:tc>
-          <w:tcPr/>
-          <w:p>
-            <w:pPr>
-              <w:pStyle w:val="Compact"/>
-              <w:jc w:val="left"/>
-            </w:pPr>
-            <w:r>
-              <w:t xml:space="preserve">Áp dụng số — proxy trang web nền tảng; KHÔNG phải năng lực số động (Banalieva &amp; Dhanaraj, 2019; H2)</w:t>
+              <w:t xml:space="preserve">chuẩn hóa-z(c22b_nhị_phân); sự hiện diện trang web hoạt động, chỉ Tầng 1</w:t>
+            </w:r>
+          </w:p>
+        </w:tc>
+        <w:tc>
+          <w:tcPr/>
+          <w:p>
+            <w:pPr>
+              <w:pStyle w:val="Compact"/>
+              <w:jc w:val="left"/>
+            </w:pPr>
+            <w:r>
+              <w:t xml:space="preserve">Áp dụng số, proxy trang web nền tảng; KHÔNG phải năng lực số động (Banalieva &amp; Dhanaraj, 2019; H2)</w:t>
             </w:r>
           </w:p>
         </w:tc>
@@ -1441,7 +1441,7 @@
               <w:jc w:val="left"/>
             </w:pPr>
             <w:r>
-              <w:t xml:space="preserve">Biến kiểm soát — quy mô doanh nghiệp (Hitt et al., 1997)</w:t>
+              <w:t xml:space="preserve">Biến kiểm soát: quy mô doanh nghiệp (Hitt et al., 1997)</w:t>
             </w:r>
           </w:p>
         </w:tc>
@@ -1491,7 +1491,7 @@
               <w:jc w:val="left"/>
             </w:pPr>
             <w:r>
-              <w:t xml:space="preserve">Biến kiểm soát — tuổi doanh nghiệp (Lu &amp; Beamish, 2004)</w:t>
+              <w:t xml:space="preserve">Biến kiểm soát: tuổi doanh nghiệp (Lu &amp; Beamish, 2004)</w:t>
             </w:r>
           </w:p>
         </w:tc>
@@ -1541,7 +1541,7 @@
               <w:jc w:val="left"/>
             </w:pPr>
             <w:r>
-              <w:t xml:space="preserve">Biến kiểm soát — sở hữu nước ngoài (Marano et al., 2016)</w:t>
+              <w:t xml:space="preserve">Biến kiểm soát: sở hữu nước ngoài (Marano et al., 2016)</w:t>
             </w:r>
           </w:p>
         </w:tc>
@@ -1772,15 +1772,15 @@
         <w:pStyle w:val="BodyText"/>
       </w:pPr>
       <w:r>
-        <w:t xml:space="preserve">trong đó δ_c biểu thị hiệu ứng cố định quốc gia, λ_t hiệu ứng cố định đợt-năm, và X vector biến kiểm soát. Hiệu ứng cố định quốc gia hấp thụ tính không đồng nhất cấp quốc gia bất biến theo thời gian (chất lượng thể chế, chi phí thương mại, sự xa xôi địa lý) mà nếu không sẽ làm nhiễu hệ số FSTS.</w:t>
-      </w:r>
-    </w:p>
-    <w:p>
-      <w:pPr>
-        <w:pStyle w:val="BodyText"/>
-      </w:pPr>
-      <w:r>
-        <w:t xml:space="preserve">Chúng tôi cũng ước tính hai đặc tả kiểm định vững bổ sung: M_yearFE (chỉ hiệu ứng cố định năm, không có hiệu ứng cố định quốc gia) và M_bivariate (không có biến kiểm soát), để đánh giá độ nhạy của ước lượng FIP theo các giả định mô hình hóa khác nhau.</w:t>
+        <w:t xml:space="preserve">trong đó δ_c biểu thị hiệu ứng cố định quốc gia, λ_t hiệu ứng cố định đợt-năm, và X vector biến kiểm soát. Hiệu ứng cố định quốc gia hấp thụ tính không đồng nhất cấp quốc gia bất biến theo thời gian (chất lượng thể chế, chi phí thương mại, sự xa xôi địa lý). Nếu không kiểm soát các yếu tố này sẽ làm nhiễu hệ số FSTS.</w:t>
+      </w:r>
+    </w:p>
+    <w:p>
+      <w:pPr>
+        <w:pStyle w:val="BodyText"/>
+      </w:pPr>
+      <w:r>
+        <w:t xml:space="preserve">Nghiên cứu cũng ước tính hai đặc tả kiểm định vững bổ sung: M_yearFE (chỉ hiệu ứng cố định năm, không có hiệu ứng cố định quốc gia) và M_bivariate (không có biến kiểm soát). Mục đích là đánh giá độ nhạy của ước lượng FIP theo các giả định mô hình hóa khác nhau.</w:t>
       </w:r>
     </w:p>
     <w:p>
@@ -1910,15 +1910,15 @@
         <w:pStyle w:val="FirstParagraph"/>
       </w:pPr>
       <w:r>
-        <w:t xml:space="preserve">Mẫu phân tích bao gồm 1.469 doanh nghiệp thuộc chín nền kinh tế SIDS Thái Bình Dương. Bảng 1 báo cáo thống kê tóm tắt cấp quốc gia. Tỷ lệ đại diện nhà xuất khẩu thấp trên tất cả các nền kinh tế (tổng thể 12,7%), phù hợp với ràng buộc cấu trúc SIDS: hầu hết các doanh nghiệp hoạt động chủ yếu ở thị trường nội địa bất chấp các hạn chế của nó. FSTS trung bình trên toàn mẫu là 0,060, phản ánh sự tham gia xuất khẩu thấp nhưng không bằng không của các doanh nghiệp SIDS.</w:t>
-      </w:r>
-    </w:p>
-    <w:p>
-      <w:pPr>
-        <w:pStyle w:val="BodyText"/>
-      </w:pPr>
-      <w:r>
-        <w:t xml:space="preserve">Hiệu ứng cố định quốc gia hấp thụ phương sai đáng kể: R² tăng từ 0,511 (chỉ hiệu ứng cố định năm) lên 0,799 (hiệu ứng cố định quốc gia + năm) khi thêm các chỉ số quốc gia, xác nhận rằng 95% phương sai năng suất được giải thích là giữa các quốc gia, một đặc điểm phù hợp với tính không đồng nhất cực cao giữa các quốc gia về chất lượng thể chế, sự xa xôi địa lý, và cấu trúc kinh tế.</w:t>
+        <w:t xml:space="preserve">Mẫu phân tích bao gồm 1.469 doanh nghiệp thuộc chín nền kinh tế SIDS Thái Bình Dương. Bảng 1 báo cáo thống kê tóm tắt cấp quốc gia. Tỷ lệ đại diện nhà xuất khẩu thấp trên tất cả các nền kinh tế (tổng thể 12,7%), phù hợp với ràng buộc cấu trúc SIDS. Hầu hết các doanh nghiệp hoạt động chủ yếu ở thị trường nội địa bất chấp các hạn chế của nó. FSTS trung bình trên toàn mẫu là 0,060, phản ánh sự tham gia xuất khẩu thấp nhưng không bằng không của các doanh nghiệp SIDS.</w:t>
+      </w:r>
+    </w:p>
+    <w:p>
+      <w:pPr>
+        <w:pStyle w:val="BodyText"/>
+      </w:pPr>
+      <w:r>
+        <w:t xml:space="preserve">Hiệu ứng cố định quốc gia hấp thụ phương sai đáng kể. R² tăng từ 0,511 (chỉ hiệu ứng cố định năm) lên 0,799 (hiệu ứng cố định quốc gia + năm) khi thêm các chỉ số quốc gia. Kết quả xác nhận rằng 95% phương sai năng suất được giải thích là giữa các quốc gia. Đặc điểm này phù hợp với tính không đồng nhất cực cao giữa các quốc gia về chất lượng thể chế, sự xa xôi địa lý, và cấu trúc kinh tế.</w:t>
       </w:r>
     </w:p>
     <w:bookmarkEnd w:id="36"/>
@@ -1988,7 +1988,7 @@
         <w:pStyle w:val="BodyText"/>
       </w:pPr>
       <w:r>
-        <w:t xml:space="preserve">Hệ số này có ý nghĩa thống kê ở mức 5% thông thường và có ý nghĩa thực chất: một đơn vị tăng trong FSTS (di chuyển từ không xuất khẩu sang định hướng xuất khẩu hoàn toàn) gắn liền với năng suất lao động thấp hơn 40,4%. Điều này ủng hộ</w:t>
+        <w:t xml:space="preserve">Hệ số này có ý nghĩa thống kê ở mức 5% thông thường và có ý nghĩa thực chất. Một đơn vị tăng trong FSTS (di chuyển từ không xuất khẩu sang định hướng xuất khẩu hoàn toàn) gắn liền với năng suất lao động thấp hơn 40,4%. Kết quả này ủng hộ</w:t>
       </w:r>
       <w:r>
         <w:t xml:space="preserve"> </w:t>
@@ -2009,15 +2009,15 @@
         <w:pStyle w:val="BodyText"/>
       </w:pPr>
       <w:r>
-        <w:t xml:space="preserve">Cơ sở M0 (chỉ biến kiểm soát, không có FSTS) cho R² là 0,7992; thêm FSTS_c trong M1 tăng R² một chút lên 0,8001, cho thấy rằng, có điều kiện trên hiệu ứng cố định quốc gia và năm, FSTS giải thích phương sai bổ sung hạn chế nhưng theo chiều âm nhất quán.</w:t>
-      </w:r>
-    </w:p>
-    <w:p>
-      <w:pPr>
-        <w:pStyle w:val="BodyText"/>
-      </w:pPr>
-      <w:r>
-        <w:t xml:space="preserve">Kết quả biến kiểm soát trong M1 nhất quán với bằng chứng đã thiết lập: tuổi doanh nghiệp có quan hệ dương với năng suất (β = +0,009, p = 0,052); sở hữu nước ngoài cho thấy quan hệ âm ở mức biên (β = −0,006, p = 0,056), có thể phản ánh hiệu quả đầu tư nước ngoài thấp trong bối cảnh SIDS; quy mô doanh nghiệp dương nhưng không có ý nghĩa thống kê (β = +0,082, p = 0,242).</w:t>
+        <w:t xml:space="preserve">Cơ sở M0 (chỉ biến kiểm soát, không có FSTS) cho R² là 0,7992. Thêm FSTS_c trong M1 tăng R² một chút lên 0,8001. Có điều kiện trên hiệu ứng cố định quốc gia và năm, FSTS giải thích phương sai bổ sung hạn chế nhưng theo chiều âm nhất quán.</w:t>
+      </w:r>
+    </w:p>
+    <w:p>
+      <w:pPr>
+        <w:pStyle w:val="BodyText"/>
+      </w:pPr>
+      <w:r>
+        <w:t xml:space="preserve">Kết quả biến kiểm soát trong M1 nhất quán với bằng chứng đã thiết lập. Tuổi doanh nghiệp có quan hệ dương với năng suất (β = +0,009, p = 0,052). Sở hữu nước ngoài cho thấy quan hệ âm ở mức biên (β = −0,006, p = 0,056), có thể phản ánh hiệu quả đầu tư nước ngoài thấp trong bối cảnh SIDS. Quy mô doanh nghiệp dương nhưng không có ý nghĩa thống kê (β = +0,082, p = 0,242).</w:t>
       </w:r>
     </w:p>
     <w:bookmarkEnd w:id="37"/>
@@ -2045,7 +2045,7 @@
         <w:t xml:space="preserve"> </w:t>
       </w:r>
       <w:r>
-        <w:t xml:space="preserve">đưa vào hạng tử bậc hai FSTS_c² để kiểm tra liệu quan hệ I→P âm có cuối cùng bị đảo ngược hay không, tức là liệu có mô hình hình chữ U ngược nào với phần dương nằm dưới phạm vi dữ liệu của chúng tôi không.</w:t>
+        <w:t xml:space="preserve">đưa vào hạng tử bậc hai FSTS_c² để kiểm tra liệu quan hệ I→P âm có cuối cùng bị đảo ngược hay không. Nói cách khác, kiểm tra xem có mô hình hình chữ U ngược nào với phần dương nằm dưới phạm vi dữ liệu nghiên cứu hay không.</w:t>
       </w:r>
     </w:p>
     <w:p>
@@ -2073,15 +2073,15 @@
         <w:pStyle w:val="BodyText"/>
       </w:pPr>
       <w:r>
-        <w:t xml:space="preserve">Cả hạng tử tuyến tính lẫn bậc hai đều mất ý nghĩa thống kê khi được đưa vào cùng nhau, cho thấy đa cộng tuyến cao giữa hai hạng tử trong mẫu FSTS thấp này (FSTS trung bình = 0,060). Điều quan trọng là hệ số bậc hai dương sẽ ngụ ý hình dạng chữ U thay vì hình chữ U ngược, một sự đảo ngược của dạng thông thường mà bản thân nó nhất quán với FIP (quan hệ âm đơn điệu, không có điểm ngưỡng đi lên trong phạm vi quan sát).</w:t>
-      </w:r>
-    </w:p>
-    <w:p>
-      <w:pPr>
-        <w:pStyle w:val="BodyText"/>
-      </w:pPr>
-      <w:r>
-        <w:t xml:space="preserve">Theo Haans et al. (2016), chúng tôi đánh giá bốn điều kiện cần thiết cho quan hệ có độ cong. Cả bốn điều kiện phải thỏa mãn để xác nhận hình chữ U ngược; ở đây, cả bốn điều kiện đều</w:t>
+        <w:t xml:space="preserve">Cả hạng tử tuyến tính lẫn bậc hai đều mất ý nghĩa thống kê khi được đưa vào cùng nhau. Kết quả này cho thấy đa cộng tuyến cao giữa hai hạng tử trong mẫu FSTS thấp này (FSTS trung bình = 0,060). Điểm quan trọng là hệ số bậc hai dương sẽ ngụ ý hình dạng chữ U thay vì hình chữ U ngược. Đây là một sự đảo ngược của dạng thông thường, bản thân nó nhất quán với FIP (quan hệ âm đơn điệu, không có điểm ngưỡng đi lên trong phạm vi quan sát).</w:t>
+      </w:r>
+    </w:p>
+    <w:p>
+      <w:pPr>
+        <w:pStyle w:val="BodyText"/>
+      </w:pPr>
+      <w:r>
+        <w:t xml:space="preserve">Theo Haans et al. (2016), nghiên cứu đánh giá bốn điều kiện cần thiết cho quan hệ có độ cong. Cả bốn điều kiện phải thỏa mãn để xác nhận hình chữ U ngược. Ở đây, cả bốn điều kiện đều</w:t>
       </w:r>
       <w:r>
         <w:t xml:space="preserve"> </w:t>
@@ -2094,7 +2094,7 @@
         <w:t xml:space="preserve">thất bại</w:t>
       </w:r>
       <w:r>
-        <w:t xml:space="preserve">, đây là chữ ký kỳ vọng của FIP:</w:t>
+        <w:t xml:space="preserve">; đây là chữ ký kỳ vọng của FIP:</w:t>
       </w:r>
     </w:p>
     <w:p>
@@ -2129,7 +2129,7 @@
         <w:t xml:space="preserve"> </w:t>
       </w:r>
       <w:r>
-        <w:t xml:space="preserve">= 0,265) —</w:t>
+        <w:t xml:space="preserve">= 0,265),</w:t>
       </w:r>
       <w:r>
         <w:t xml:space="preserve"> </w:t>
@@ -2142,7 +2142,7 @@
         <w:t xml:space="preserve">không có ý nghĩa thống kê và âm về dấu</w:t>
       </w:r>
       <w:r>
-        <w:t xml:space="preserve">; không có cánh tay đi lên ở các giá trị FSTS thấp</w:t>
+        <w:t xml:space="preserve">; không có cánh tay đi lên ở các giá trị FSTS thấp.</w:t>
       </w:r>
     </w:p>
     <w:p>
@@ -2177,7 +2177,7 @@
         <w:t xml:space="preserve"> </w:t>
       </w:r>
       <w:r>
-        <w:t xml:space="preserve">= 0,508) —</w:t>
+        <w:t xml:space="preserve">= 0,508),</w:t>
       </w:r>
       <w:r>
         <w:t xml:space="preserve"> </w:t>
@@ -2188,6 +2188,9 @@
           <w:b/>
         </w:rPr>
         <w:t xml:space="preserve">không có ý nghĩa thống kê; dấu dương cho thấy hình chữ U, không phải hình chữ U ngược</w:t>
+      </w:r>
+      <w:r>
+        <w:t xml:space="preserve">.</w:t>
       </w:r>
     </w:p>
     <w:p>
@@ -2209,7 +2212,7 @@
         <w:t xml:space="preserve"> </w:t>
       </w:r>
       <w:r>
-        <w:t xml:space="preserve">(điểm ngưỡng trong phạm vi dữ liệu): TP* = −(−0,925) / (2 × 0,649) = 0,712 —</w:t>
+        <w:t xml:space="preserve">(điểm ngưỡng trong phạm vi dữ liệu): TP* = −(−0,925) / (2 × 0,649) = 0,712,</w:t>
       </w:r>
       <w:r>
         <w:t xml:space="preserve"> </w:t>
@@ -2220,6 +2223,9 @@
           <w:b/>
         </w:rPr>
         <w:t xml:space="preserve">điểm ngưỡng ngụ ý nằm ngoài mức tối đa mẫu quan sát (FSTS_max ≈ 0,80, nhưng cả β₁ lẫn β₂ đều không có ý nghĩa thống kê)</w:t>
+      </w:r>
+      <w:r>
+        <w:t xml:space="preserve">.</w:t>
       </w:r>
     </w:p>
     <w:p>
@@ -2257,7 +2263,7 @@
         <w:t xml:space="preserve"> </w:t>
       </w:r>
       <w:r>
-        <w:t xml:space="preserve">= 0,941 —</w:t>
+        <w:t xml:space="preserve">= 0,941,</w:t>
       </w:r>
       <w:r>
         <w:t xml:space="preserve"> </w:t>
@@ -2269,6 +2275,9 @@
         </w:rPr>
         <w:t xml:space="preserve">không bác bỏ giả thuyết null về quan hệ âm đơn điệu; không phát hiện hình chữ U ngược</w:t>
       </w:r>
+      <w:r>
+        <w:t xml:space="preserve">.</w:t>
+      </w:r>
     </w:p>
     <w:p>
       <w:pPr>
@@ -2288,7 +2297,7 @@
         <w:t xml:space="preserve">quan hệ âm đơn điệu</w:t>
       </w:r>
       <w:r>
-        <w:t xml:space="preserve">, nhất quán với H1 và cơ chế cấu trúc FIP. Không có điểm ngưỡng trong phạm vi FSTS quan sát được (0–1). Điều này xác nhận FIP: không có điểm ngưỡng trong phạm vi dữ liệu.</w:t>
+        <w:t xml:space="preserve">, nhất quán với H1 và cơ chế cấu trúc FIP. Không có điểm ngưỡng trong phạm vi FSTS quan sát được (0-1). Kết quả này xác nhận FIP: không có điểm ngưỡng trong phạm vi dữ liệu.</w:t>
       </w:r>
     </w:p>
     <w:bookmarkEnd w:id="38"/>
@@ -2306,7 +2315,7 @@
         <w:pStyle w:val="FirstParagraph"/>
       </w:pPr>
       <w:r>
-        <w:t xml:space="preserve">Chúng tôi kiểm tra ba đặc tả bổ sung để đánh giá tính vững của kết quả FIP.</w:t>
+        <w:t xml:space="preserve">Nghiên cứu kiểm tra ba đặc tả bổ sung để đánh giá tính vững của kết quả FIP.</w:t>
       </w:r>
     </w:p>
     <w:p>
@@ -2321,7 +2330,7 @@
         <w:t xml:space="preserve">Đặc tả M_yearFE (chỉ hiệu ứng cố định năm)</w:t>
       </w:r>
       <w:r>
-        <w:t xml:space="preserve">: Loại bỏ hiệu ứng cố định quốc gia, có thể hấp thụ quá nhiều biến thiên cấu trúc, cho kết quả tác động âm lớn hơn đáng kể:</w:t>
+        <w:t xml:space="preserve">: Loại bỏ hiệu ứng cố định quốc gia (có thể hấp thụ quá nhiều biến thiên cấu trúc) cho kết quả tác động âm lớn hơn đáng kể:</w:t>
       </w:r>
     </w:p>
     <w:p>
@@ -2360,7 +2369,7 @@
         <w:pStyle w:val="BodyText"/>
       </w:pPr>
       <w:r>
-        <w:t xml:space="preserve">Hệ số lớn hơn này phản ánh biến thiên giữa các quốc gia bổ sung trong quan hệ FSTS–hiệu quả. Kết quả FIP mạnh hơn đáng kể, xác nhận rằng bất lợi cấu trúc cấp quốc gia làm trầm trọng thêm FIP cấp doanh nghiệp.</w:t>
+        <w:t xml:space="preserve">Hệ số lớn hơn này phản ánh biến thiên giữa các quốc gia bổ sung trong quan hệ FSTS-hiệu quả. Kết quả FIP mạnh hơn đáng kể, xác nhận rằng bất lợi cấu trúc cấp quốc gia làm trầm trọng thêm FIP cấp doanh nghiệp.</w:t>
       </w:r>
     </w:p>
     <w:p>
@@ -2414,7 +2423,7 @@
         <w:pStyle w:val="BodyText"/>
       </w:pPr>
       <w:r>
-        <w:t xml:space="preserve">Mô hình âm đơn điệu vẫn tồn tại mà không có bất kỳ điều kiện hóa nào về đặc điểm doanh nghiệp, tiếp tục xác nhận tính vững của FIP.</w:t>
+        <w:t xml:space="preserve">Mô hình âm đơn điệu vẫn tồn tại mà không có bất kỳ điều kiện hóa nào về đặc điểm doanh nghiệp. Kết quả tiếp tục xác nhận tính vững của FIP.</w:t>
       </w:r>
     </w:p>
     <w:p>
@@ -2471,7 +2480,7 @@
         <w:pStyle w:val="BodyText"/>
       </w:pPr>
       <w:r>
-        <w:t xml:space="preserve">Kết quả này rất quan trọng: ngay cả trong số các doanh nghiệp đã tham gia xuất khẩu thành công, cường độ xuất khẩu cao hơn gắn liền với năng suất thấp hơn. Điều này loại trừ giải thích lựa chọn đơn giản (ví dụ: chỉ các doanh nghiệp năng suất thấp mới bị loại khỏi xuất khẩu, thúc đẩy mối tương quan âm trong tổng hợp). Trong số các nhà xuất khẩu thực sự, việc tăng cường xuất khẩu thêm làm xấu đi hiệu quả, đặc điểm của cơ chế FIP chứ không phải lựa chọn bất lợi.</w:t>
+        <w:t xml:space="preserve">Kết quả này rất quan trọng. Ngay cả trong số các doanh nghiệp đã tham gia xuất khẩu thành công, cường độ xuất khẩu cao hơn gắn liền với năng suất thấp hơn. Phát hiện loại trừ giải thích lựa chọn đơn giản (ví dụ: chỉ các doanh nghiệp năng suất thấp mới bị loại khỏi xuất khẩu, thúc đẩy mối tương quan âm trong tổng hợp). Trong số các nhà xuất khẩu thực sự, việc tăng cường xuất khẩu thêm làm xấu đi hiệu quả; đây là đặc điểm của cơ chế FIP chứ không phải lựa chọn bất lợi.</w:t>
       </w:r>
     </w:p>
     <w:bookmarkEnd w:id="39"/>
@@ -2521,23 +2530,23 @@
         <w:pStyle w:val="BodyText"/>
       </w:pPr>
       <w:r>
-        <w:t xml:space="preserve">Hệ số FIP (FSTS_c) vẫn âm nhưng mất ý nghĩa thống kê trong M3 (β = −0,974, p = 0,252), có khả năng phản ánh mẫu giảm đáng kể (N = 526 cho M3, so với N = 1.469 cho M1, do các biến năng lực bị thiếu). Chiều hướng của hệ số FSTS_c vẫn âm và về số học lớn hơn trong M3, nhất quán với FIP; sự mất ý nghĩa thống kê có thể quy cho việc giảm năng lực thống kê từ hạn chế mẫu con.</w:t>
-      </w:r>
-    </w:p>
-    <w:p>
-      <w:pPr>
-        <w:pStyle w:val="BodyText"/>
-      </w:pPr>
-      <w:r>
-        <w:t xml:space="preserve">Các kết quả này nhất quán với H2 (không điều tiết): Chỉ số năng lực công nghệ (TCI_z: β = +0,058, SE = 0,085, p = 0,495) và Chỉ số áp dụng số (DAI_z: β = +0,062, SE = 0,073, p = 0,402) không điều tiết có ý nghĩa thống kê quan hệ I→P trong SIDS Thái Bình Dương. Điều này nhất quán với cơ chế FIP áp đảo các tác động năng lực trong các nền kinh tế SIDS bị ràng buộc về mặt cấu trúc.</w:t>
-      </w:r>
-    </w:p>
-    <w:p>
-      <w:pPr>
-        <w:pStyle w:val="BodyText"/>
-      </w:pPr>
-      <w:r>
-        <w:t xml:space="preserve">Lưu ý quan trọng: Trong bối cảnh SIDS, DAI không phát huy hiệu quả do hạ tầng số hạn chế. Chúng tôi không gọi đây là "năng lực số động" mà chỉ là proxy sự hiện diện trang web nền tảng Tầng 1. Các ước lượng điểm dương, mặc dù nhỏ và không có ý nghĩa thống kê, cho TCI_z và DAI_z nhất quán với diễn giải rằng các năng lực nâng cao mức năng suất chung (như thấy trong các bối cảnh châu Á đại lục: Goedhuys &amp; Sleuwaegen, 2013; Teece, 2007) nhưng không thể điều chỉnh tính âm cấu trúc của quan hệ FSTS–hiệu quả mà FIP mô tả.</w:t>
+        <w:t xml:space="preserve">Hệ số FIP (FSTS_c) vẫn âm nhưng mất ý nghĩa thống kê trong M3 (β = −0,974, p = 0,252). Kết quả có khả năng phản ánh mẫu giảm đáng kể (N = 526 cho M3, so với N = 1.469 cho M1, do các biến năng lực bị thiếu). Chiều hướng của hệ số FSTS_c vẫn âm và về số học lớn hơn trong M3, nhất quán với FIP. Sự mất ý nghĩa thống kê có thể quy cho việc giảm năng lực thống kê từ hạn chế mẫu con.</w:t>
+      </w:r>
+    </w:p>
+    <w:p>
+      <w:pPr>
+        <w:pStyle w:val="BodyText"/>
+      </w:pPr>
+      <w:r>
+        <w:t xml:space="preserve">Các kết quả này nhất quán với H2 (không điều tiết). Chỉ số năng lực công nghệ (β = +0,058, SE = 0,085, p = 0,495) và Chỉ số áp dụng số (β = +0,062, SE = 0,073, p = 0,402) không điều tiết có ý nghĩa thống kê quan hệ I→P trong SIDS Thái Bình Dương. Kết quả phù hợp với cơ chế FIP áp đảo các tác động năng lực trong các nền kinh tế SIDS bị ràng buộc về mặt cấu trúc.</w:t>
+      </w:r>
+    </w:p>
+    <w:p>
+      <w:pPr>
+        <w:pStyle w:val="BodyText"/>
+      </w:pPr>
+      <w:r>
+        <w:t xml:space="preserve">Lưu ý quan trọng: Trong bối cảnh SIDS, DAI không phát huy hiệu quả do hạ tầng số hạn chế. Nghiên cứu không gọi đây là "năng lực số động" mà chỉ là proxy sự hiện diện trang web nền tảng Tầng 1. Các ước lượng điểm dương cho TCI_z và DAI_z nhỏ và không có ý nghĩa thống kê. Kết quả nhất quán với diễn giải rằng các năng lực nâng cao mức năng suất chung, như thấy trong các bối cảnh châu Á đại lục (Goedhuys &amp; Sleuwaegen, 2013; Teece, 2007). Tuy nhiên, các năng lực này không thể điều chỉnh tính âm cấu trúc của quan hệ FSTS-hiệu quả mà FIP mô tả.</w:t>
       </w:r>
     </w:p>
     <w:bookmarkEnd w:id="40"/>
@@ -2555,7 +2564,7 @@
         <w:pStyle w:val="FirstParagraph"/>
       </w:pPr>
       <w:r>
-        <w:t xml:space="preserve">Bảng 2 tóm tắt ma trận hệ số đầy đủ. Mô hình FIP được xác nhận: (i) quan hệ tuyến tính FSTS–hiệu quả âm có ý nghĩa thống kê (M1: β = −0,404, p = 0,032); (ii) không có độ cong bậc hai hay điểm ngưỡng có ý nghĩa thống kê (M2: cả FSTS_c lẫn FSTS_c² đều không có ý nghĩa thống kê); (iii) âm vững chắc trên bốn đặc tả (M_yearFE: β = −1,236, p &lt; 0,001; M_bivariate: β = −1,596, p &lt; 0,001; chỉ nhà xuất khẩu: β = −0,901, p = 0,027); và (iv) điều tiết năng lực null (M3: TCI_z p = 0,495; DAI_z p = 0,402).</w:t>
+        <w:t xml:space="preserve">Bảng 2 tóm tắt ma trận hệ số đầy đủ. Mô hình FIP được xác nhận trên bốn khía cạnh. (i) Quan hệ tuyến tính FSTS-hiệu quả âm có ý nghĩa thống kê (M1: β = −0,404, p = 0,032). (ii) Không có độ cong bậc hai hay điểm ngưỡng có ý nghĩa thống kê (M2: cả FSTS_c lẫn FSTS_c² đều không có ý nghĩa thống kê). (iii) Âm vững chắc trên bốn đặc tả (M_yearFE: β = −1,236, p &lt; 0,001; M_bivariate: β = −1,596, p &lt; 0,001; chỉ nhà xuất khẩu: β = −0,901, p = 0,027). (iv) Điều tiết năng lực null (M3: TCI_z p = 0,495; DAI_z p = 0,402).</w:t>
       </w:r>
     </w:p>
     <w:p>
@@ -2590,23 +2599,23 @@
         <w:pStyle w:val="FirstParagraph"/>
       </w:pPr>
       <w:r>
-        <w:t xml:space="preserve">Phát hiện trung tâm của chúng tôi là quan hệ I→P hình chữ U ngược không thỏa mãn trong SIDS Thái Bình Dương. Thay vì mô hình phi tuyến tính với giai đoạn dương, chúng tôi quan sát quan hệ âm đơn điệu tồn tại qua bốn đặc tả mô hình hóa và mạnh hơn trong số các nhà xuất khẩu thực sự so với toàn mẫu. Điều này không nhất quán với dự báo hình chữ U ngược (Lu &amp; Beamish, 2004) và đường cong S ba giai đoạn (Contractor et al., 2003), cả hai đều dự báo ít nhất một phạm vi nào đó của quan hệ quốc tế hóa–hiệu quả dương.</w:t>
-      </w:r>
-    </w:p>
-    <w:p>
-      <w:pPr>
-        <w:pStyle w:val="BodyText"/>
-      </w:pPr>
-      <w:r>
-        <w:t xml:space="preserve">Khái niệm FIP giải thích sự đảo ngược này thông qua logic các điều kiện tiền đề cấu trúc bị vi phạm. Khi không có thị trường nội địa khả thi, FSTS không phải là biến lựa chọn chiến lược mà là sự cần thiết sinh tồn, các doanh nghiệp không thể tích lũy tài nguyên căn cứ nội địa và năng lực tổ chức để tài trợ và duy trì quốc tế hóa có lợi nhuận. Khi chi phí thương mại khuếch đại "chi phí kinh doanh" của doanh thu xuất khẩu lên 30–210% (Winters &amp; Martins, 2004), kinh tế học biên của xuất khẩu là âm ngay từ đầu. Khi khoảng trống thể chế là toàn diện, thiếu vắng các trung gian tài trợ thương mại, thực thi hợp đồng không đáng tin cậy, hạ tầng tiêu chuẩn hạn chế, các doanh nghiệp không thể chiếm đoạt lợi ích học hỏi và quy mô mà lý thuyết quốc tế hóa hứa hẹn.</w:t>
-      </w:r>
-    </w:p>
-    <w:p>
-      <w:pPr>
-        <w:pStyle w:val="BodyText"/>
-      </w:pPr>
-      <w:r>
-        <w:t xml:space="preserve">Điều này tái định khung hình chữ U ngược từ một quy luật thực nghiệm phổ quát thành một quan hệ</w:t>
+        <w:t xml:space="preserve">Phát hiện trung tâm của nghiên cứu là quan hệ I→P hình chữ U ngược không thỏa mãn trong SIDS Thái Bình Dương. Thay vì mô hình phi tuyến tính với giai đoạn dương, kết quả phân tích cho thấy quan hệ âm đơn điệu tồn tại qua bốn đặc tả mô hình hóa. Quan hệ này mạnh hơn trong số các nhà xuất khẩu thực sự so với toàn mẫu. Kết quả không nhất quán với dự báo hình chữ U ngược (Lu &amp; Beamish, 2004) và đường cong S ba giai đoạn (Contractor et al., 2003); cả hai khung đều dự báo ít nhất một phạm vi nào đó của quan hệ quốc tế hóa-hiệu quả dương.</w:t>
+      </w:r>
+    </w:p>
+    <w:p>
+      <w:pPr>
+        <w:pStyle w:val="BodyText"/>
+      </w:pPr>
+      <w:r>
+        <w:t xml:space="preserve">Khái niệm FIP giải thích sự đảo ngược này thông qua logic các điều kiện tiền đề cấu trúc bị vi phạm. Khi không có thị trường nội địa khả thi, FSTS không phải là biến lựa chọn chiến lược mà là sự cần thiết sinh tồn. Các doanh nghiệp không thể tích lũy tài nguyên căn cứ nội địa và năng lực tổ chức để tài trợ và duy trì quốc tế hóa có lợi nhuận. Khi chi phí thương mại khuếch đại "chi phí kinh doanh" của doanh thu xuất khẩu lên 30-210% (Winters &amp; Martins, 2004), kinh tế học biên của xuất khẩu là âm ngay từ đầu. Khoảng trống thể chế toàn diện biểu hiện ở việc thiếu vắng các trung gian tài trợ thương mại, thực thi hợp đồng không đáng tin cậy, hạ tầng tiêu chuẩn hạn chế. Trong điều kiện này, các doanh nghiệp không thể chiếm đoạt lợi ích học hỏi và quy mô mà lý thuyết quốc tế hóa hứa hẹn.</w:t>
+      </w:r>
+    </w:p>
+    <w:p>
+      <w:pPr>
+        <w:pStyle w:val="BodyText"/>
+      </w:pPr>
+      <w:r>
+        <w:t xml:space="preserve">Phát hiện này tái định khung hình chữ U ngược từ một quy luật thực nghiệm phổ quát thành một quan hệ</w:t>
       </w:r>
       <w:r>
         <w:t xml:space="preserve"> </w:t>
@@ -2619,7 +2628,7 @@
         <w:t xml:space="preserve">có điều kiện</w:t>
       </w:r>
       <w:r>
-        <w:t xml:space="preserve">: nó thỏa mãn khi và bởi vì các điều kiện tiền đề cấu trúc được thỏa mãn. Phát hiện của văn liệu hiện có rằng chất lượng thể chế</w:t>
+        <w:t xml:space="preserve">. Quan hệ thỏa mãn khi và bởi vì các điều kiện tiền đề cấu trúc được thỏa mãn. Văn liệu hiện có ghi nhận rằng chất lượng thể chế</w:t>
       </w:r>
       <w:r>
         <w:t xml:space="preserve"> </w:t>
@@ -2635,7 +2644,7 @@
         <w:t xml:space="preserve"> </w:t>
       </w:r>
       <w:r>
-        <w:t xml:space="preserve">quan hệ I→P (Marano et al., 2016) là trường hợp đặc biệt của một quan hệ lý thuyết tổng quát hơn: khi các điều kiện thể chế vượt qua ngưỡng cấu trúc từ "điều tiết yếu hơn" sang "điều kiện tiền đề bị vi phạm," dấu, không chỉ biên độ, của quan hệ I→P đảo ngược.</w:t>
+        <w:t xml:space="preserve">quan hệ I→P (Marano et al., 2016). Phát hiện này là trường hợp đặc biệt của một quan hệ lý thuyết tổng quát hơn. Khi các điều kiện thể chế vượt qua ngưỡng cấu trúc từ "điều tiết yếu hơn" sang "điều kiện tiền đề bị vi phạm," dấu (không chỉ biên độ) của quan hệ I→P đảo ngược.</w:t>
       </w:r>
     </w:p>
     <w:bookmarkEnd w:id="43"/>
@@ -2653,7 +2662,7 @@
         <w:pStyle w:val="FirstParagraph"/>
       </w:pPr>
       <w:r>
-        <w:t xml:space="preserve">FIP đại diện cho sự chuyển dịch định tính trong cách chúng tôi khái niệm hóa các tác động thể chế lên quan hệ I→P. Hầu hết các lý thuyết hóa trước đây coi các tác động thể chế là các điều chỉnh liên tục của hình dạng và vị trí đường cong hình chữ U ngược: chất lượng thể chế cao hơn dịch chuyển FSTS tối ưu lên phía trên, mở rộng phạm vi dương, hoặc nâng cao mức hiệu quả đỉnh (Marano et al., 2016; Hitt et al., 1997). Đây là sự thay đổi về</w:t>
+        <w:t xml:space="preserve">FIP đại diện cho sự chuyển dịch định tính trong cách khái niệm hóa các tác động thể chế lên quan hệ I→P. Hầu hết các lý thuyết hóa trước đây coi các tác động thể chế là các điều chỉnh liên tục của hình dạng và vị trí đường cong hình chữ U ngược. Cụ thể, chất lượng thể chế cao hơn dịch chuyển FSTS tối ưu lên phía trên, mở rộng phạm vi dương, hoặc nâng cao mức hiệu quả đỉnh (Marano et al., 2016; Hitt et al., 1997). Đây là sự thay đổi về</w:t>
       </w:r>
       <w:r>
         <w:t xml:space="preserve"> </w:t>
@@ -2674,7 +2683,7 @@
         <w:pStyle w:val="BodyText"/>
       </w:pPr>
       <w:r>
-        <w:t xml:space="preserve">Các phát hiện của chúng tôi chỉ ra một sự thay đổi về</w:t>
+        <w:t xml:space="preserve">Các phát hiện của nghiên cứu chỉ ra một sự thay đổi về</w:t>
       </w:r>
       <w:r>
         <w:t xml:space="preserve"> </w:t>
@@ -2687,15 +2696,15 @@
         <w:t xml:space="preserve">loại</w:t>
       </w:r>
       <w:r>
-        <w:t xml:space="preserve">: ở cực đoan của phổ thể chế, nơi tất cả ba điều kiện tiền đề cấu trúc đồng thời vắng mặt, hình thức hàm I→P không phải là hình chữ U ngược được sửa đổi mà là một mô hình định tính khác (quan hệ âm đơn điệu). Điều này mở rộng vốn từ lý thuyết của nghiên cứu IB vượt ra ngoài "điều tiết cường độ" sang "điều tiết sự tồn tại" của quan hệ I→P.</w:t>
-      </w:r>
-    </w:p>
-    <w:p>
-      <w:pPr>
-        <w:pStyle w:val="BodyText"/>
-      </w:pPr>
-      <w:r>
-        <w:t xml:space="preserve">Phát hiện này kết nối với câu hỏi rộng hơn về điều kiện biên trong lý thuyết IB (Verbeke &amp; Brugman, 2018; Hennart, 2007). Nếu các lý thuyết I→P chính lưu được rút ra từ các mẫu nền kinh tế nơi các điều kiện tiền đề cấu trúc được thỏa mãn rộng rãi, những lý thuyết đó có thể không áp dụng một cách hệ thống cho bối cảnh SIDS, không chỉ cần điều chỉnh, mà đại diện cho một chế độ lý thuyết định tính khác. FIP cung cấp một nhãn hiệu có cơ sở lý thuyết cho chế độ thay thế đó.</w:t>
+        <w:t xml:space="preserve">. Ở cực đoan của phổ thể chế, nơi tất cả ba điều kiện tiền đề cấu trúc đồng thời vắng mặt, hình thức hàm I→P không phải là hình chữ U ngược được sửa đổi. Thay vào đó, dạng hàm trở thành một mô hình định tính khác (quan hệ âm đơn điệu). Phát hiện mở rộng vốn từ lý thuyết của nghiên cứu IB vượt ra ngoài "điều tiết cường độ" sang "điều tiết sự tồn tại" của quan hệ I→P.</w:t>
+      </w:r>
+    </w:p>
+    <w:p>
+      <w:pPr>
+        <w:pStyle w:val="BodyText"/>
+      </w:pPr>
+      <w:r>
+        <w:t xml:space="preserve">Kết quả này kết nối với câu hỏi rộng hơn về điều kiện biên trong lý thuyết IB (Verbeke &amp; Brugman, 2018; Hennart, 2007). Các lý thuyết I→P chính lưu được rút ra từ các mẫu nền kinh tế nơi các điều kiện tiền đề cấu trúc được thỏa mãn rộng rãi. Do đó, những lý thuyết đó có thể không áp dụng một cách hệ thống cho bối cảnh SIDS. SIDS không chỉ cần điều chỉnh, mà đại diện cho một chế độ lý thuyết định tính khác. FIP cung cấp một nhãn hiệu có cơ sở lý thuyết cho chế độ thay thế đó.</w:t>
       </w:r>
     </w:p>
     <w:bookmarkEnd w:id="44"/>
@@ -2713,15 +2722,15 @@
         <w:pStyle w:val="FirstParagraph"/>
       </w:pPr>
       <w:r>
-        <w:t xml:space="preserve">Kết quả null cho TCI_z và DAI_z trong M3 thêm chiều thứ hai vào lý thuyết FIP. Trong các bối cảnh châu Á đại lục, Việt Nam, Singapore, Trung Quốc, và các mẫu đa quốc gia, Chỉ số năng lực công nghệ (TCI) và Chỉ số áp dụng số (DAI) là các biến điều tiết có ý nghĩa thống kê của quan hệ I→P (Goedhuys &amp; Sleuwaegen, 2013; Teece, 2007). Tại sao chúng null trong SIDS?</w:t>
-      </w:r>
-    </w:p>
-    <w:p>
-      <w:pPr>
-        <w:pStyle w:val="BodyText"/>
-      </w:pPr>
-      <w:r>
-        <w:t xml:space="preserve">Cơ chế FIP cung cấp câu trả lời: các năng lực điều tiết</w:t>
+        <w:t xml:space="preserve">Kết quả null cho TCI_z và DAI_z trong M3 thêm chiều thứ hai vào lý thuyết FIP. Trong các bối cảnh châu Á đại lục (Việt Nam, Singapore, Trung Quốc) và các mẫu đa quốc gia, TCI và DAI là các biến điều tiết có ý nghĩa thống kê của quan hệ I→P (Goedhuys &amp; Sleuwaegen, 2013; Teece, 2007). Tại sao chúng null trong SIDS?</w:t>
+      </w:r>
+    </w:p>
+    <w:p>
+      <w:pPr>
+        <w:pStyle w:val="BodyText"/>
+      </w:pPr>
+      <w:r>
+        <w:t xml:space="preserve">Cơ chế FIP cung cấp câu trả lời. Các năng lực điều tiết</w:t>
       </w:r>
       <w:r>
         <w:t xml:space="preserve"> </w:t>
@@ -2737,23 +2746,23 @@
         <w:t xml:space="preserve"> </w:t>
       </w:r>
       <w:r>
-        <w:t xml:space="preserve">ở phần giảm dần của hình chữ U ngược, nhưng cơ chế FIP hoạt động ở mức độ cấu trúc, tiền-tổ chức. Một doanh nghiệp SIDS với chứng nhận ISO 9001 (TCI cao) vẫn phải đối mặt với mức khuếch đại chi phí thương mại 30–210% như nhau; một doanh nghiệp SIDS có trang web hoạt động (DAI = 1) vẫn phải đối mặt với các thể chế tài trợ thương mại vắng mặt. Các năng lực là các biến điều tiết mạnh trong khuôn khổ điều kiện tiền đề cấu trúc trở nên kém hiệu quả khi những điều kiện tiền đề đó không thỏa mãn.</w:t>
-      </w:r>
-    </w:p>
-    <w:p>
-      <w:pPr>
-        <w:pStyle w:val="BodyText"/>
-      </w:pPr>
-      <w:r>
-        <w:t xml:space="preserve">Điều này nhất quán với sự nhấn mạnh của quan điểm dựa trên nguồn lực về tính phụ thuộc bối cảnh (Barney, 1991): các nguồn lực tạo ra giá trị chỉ trong các môi trường thể chế hỗ trợ khả năng chiếm đoạt. Khung năng lực động của Teece (2007) tương tự giả định các cơ chế thị trường hoạt động; khi vắng mặt chúng, các năng lực động có thể bị "mắc kẹt" trong doanh nghiệp, không thể chuyển hóa thành lợi thế hiệu quả thông qua các giao dịch thị trường quốc tế.</w:t>
-      </w:r>
-    </w:p>
-    <w:p>
-      <w:pPr>
-        <w:pStyle w:val="BodyText"/>
-      </w:pPr>
-      <w:r>
-        <w:t xml:space="preserve">Các ước lượng điểm dương, mặc dù không có ý nghĩa thống kê, cho TCI_z và DAI_z gợi ý rằng các năng lực nâng cao mức năng suất chung (nhất quán với vai trò của chúng trong văn liệu rộng hơn), nhưng không thể điều chỉnh tính âm hướng của quan hệ FSTS–hiệu quả trong bối cảnh cấu trúc SIDS. Sự tinh tế này, các năng lực giúp mức, không phải độ dốc, có thể là một hướng nghiên cứu SIDS trong tương lai có tiềm năng.</w:t>
+        <w:t xml:space="preserve">ở phần giảm dần của hình chữ U ngược, nhưng cơ chế FIP hoạt động ở mức độ cấu trúc, tiền-tổ chức. Một doanh nghiệp SIDS với chứng nhận ISO 9001 (TCI cao) vẫn phải đối mặt với mức khuếch đại chi phí thương mại 30-210% như nhau. Một doanh nghiệp SIDS có trang web hoạt động (DAI = 1) vẫn phải đối mặt với các thể chế tài trợ thương mại vắng mặt. Các năng lực là các biến điều tiết mạnh trong khuôn khổ điều kiện tiền đề cấu trúc, nhưng trở nên kém hiệu quả khi những điều kiện tiền đề đó không thỏa mãn.</w:t>
+      </w:r>
+    </w:p>
+    <w:p>
+      <w:pPr>
+        <w:pStyle w:val="BodyText"/>
+      </w:pPr>
+      <w:r>
+        <w:t xml:space="preserve">Kết quả nhất quán với sự nhấn mạnh của quan điểm dựa trên nguồn lực về tính phụ thuộc bối cảnh (Barney, 1991). Các nguồn lực tạo ra giá trị chỉ trong các môi trường thể chế hỗ trợ khả năng chiếm đoạt. Khung năng lực động của Teece (2007) tương tự giả định các cơ chế thị trường hoạt động. Khi vắng mặt các cơ chế đó, các năng lực động có thể bị "mắc kẹt" trong doanh nghiệp, không thể chuyển hóa thành lợi thế hiệu quả thông qua các giao dịch thị trường quốc tế.</w:t>
+      </w:r>
+    </w:p>
+    <w:p>
+      <w:pPr>
+        <w:pStyle w:val="BodyText"/>
+      </w:pPr>
+      <w:r>
+        <w:t xml:space="preserve">Các ước lượng điểm dương cho TCI_z và DAI_z, mặc dù không có ý nghĩa thống kê, gợi ý rằng các năng lực nâng cao mức năng suất chung (nhất quán với vai trò của chúng trong văn liệu rộng hơn). Tuy nhiên, các năng lực này không thể điều chỉnh tính âm hướng của quan hệ FSTS-hiệu quả trong bối cảnh cấu trúc SIDS. Sự tinh tế "các năng lực giúp mức, không phải độ dốc" có thể là một hướng nghiên cứu SIDS trong tương lai có tiềm năng.</w:t>
       </w:r>
     </w:p>
     <w:bookmarkEnd w:id="45"/>
@@ -2771,15 +2780,15 @@
         <w:pStyle w:val="FirstParagraph"/>
       </w:pPr>
       <w:r>
-        <w:t xml:space="preserve">Các phát hiện của chúng tôi có hàm ý trực tiếp cho chính sách phát triển SIDS. Chương trình nghị sự Antigua và Barbuda dành cho SIDS (United Nations General Assembly, 2024), được thông qua tại Hội nghị Quốc tế thứ tư về SIDS, đặt thúc đẩy xuất khẩu và thuận lợi hóa thương mại là các trụ cột trung tâm của chiến lược phát triển SIDS. Cách đặt vấn đề này ngầm định giả định rằng tăng FSTS sẽ cải thiện hiệu quả doanh nghiệp và qua đó kích thích tăng trưởng kinh tế.</w:t>
-      </w:r>
-    </w:p>
-    <w:p>
-      <w:pPr>
-        <w:pStyle w:val="BodyText"/>
-      </w:pPr>
-      <w:r>
-        <w:t xml:space="preserve">Kết quả của chúng tôi cảnh báo chống lại giả định này. Nếu FIP là đặc điểm cấu trúc của nền kinh tế doanh nghiệp SIDS Thái Bình Dương, thì các chính sách đẩy doanh nghiệp SIDS hướng đến cường độ xuất khẩu cao hơn, mà không đồng thời giải quyết các điều kiện tiền đề cấu trúc bị vi phạm, có thể làm xấu đi hiệu quả doanh nghiệp ở cấp vi mô ngay cả khi cải thiện cán cân thương mại kinh tế vĩ mô. Câu hỏi chính sách liên quan trở thành: những can thiệp nào có thể giải quyết ba điều kiện tiền đề cấu trúc tạo ra FIP?</w:t>
+        <w:t xml:space="preserve">Các phát hiện của nghiên cứu có hàm ý trực tiếp cho chính sách phát triển SIDS. Chương trình nghị sự Antigua và Barbuda dành cho SIDS (United Nations General Assembly, 2024) được thông qua tại Hội nghị Quốc tế thứ tư về SIDS. Chương trình đặt thúc đẩy xuất khẩu và thuận lợi hóa thương mại là các trụ cột trung tâm của chiến lược phát triển SIDS. Cách đặt vấn đề này ngầm định giả định rằng tăng FSTS sẽ cải thiện hiệu quả doanh nghiệp và qua đó kích thích tăng trưởng kinh tế.</w:t>
+      </w:r>
+    </w:p>
+    <w:p>
+      <w:pPr>
+        <w:pStyle w:val="BodyText"/>
+      </w:pPr>
+      <w:r>
+        <w:t xml:space="preserve">Kết quả nghiên cứu cảnh báo chống lại giả định này. Giả sử FIP là đặc điểm cấu trúc của nền kinh tế doanh nghiệp SIDS Thái Bình Dương. Khi đó, các chính sách đẩy doanh nghiệp SIDS hướng đến cường độ xuất khẩu cao hơn, mà không đồng thời giải quyết các điều kiện tiền đề cấu trúc bị vi phạm, có thể làm xấu đi hiệu quả doanh nghiệp ở cấp vi mô. Tác động tiêu cực này vẫn xảy ra ngay cả khi cải thiện cán cân thương mại kinh tế vĩ mô. Câu hỏi chính sách liên quan trở thành: những can thiệp nào có thể giải quyết ba điều kiện tiền đề cấu trúc tạo ra FIP?</w:t>
       </w:r>
     </w:p>
     <w:p>
@@ -2803,7 +2812,7 @@
         <w:t xml:space="preserve"> </w:t>
       </w:r>
       <w:r>
-        <w:t xml:space="preserve">(thị trường nội địa khả thi): các sáng kiến hội nhập khu vực (Hiệp định Kinh tế Quan hệ Gần gũi Hơn Thái Bình Dương Plus, PACER Plus) tạo ra quyền tiếp cận thị trường hiệu quả với các SIDS lân cận và với Australia và New Zealand có thể mở rộng thị trường nội địa hiệu quả vượt ra ngoài biên giới quốc gia, giảm bắt buộc cấu trúc phải xuất khẩu sang các thị trường xa xôi chi phí cao.</w:t>
+        <w:t xml:space="preserve">(thị trường nội địa khả thi): các sáng kiến hội nhập khu vực (PACER Plus) tạo ra quyền tiếp cận thị trường hiệu quả với các SIDS lân cận, Australia và New Zealand. Các sáng kiến này có thể mở rộng thị trường nội địa hiệu quả vượt ra ngoài biên giới quốc gia, giảm bắt buộc cấu trúc phải xuất khẩu sang các thị trường xa xôi chi phí cao.</w:t>
       </w:r>
     </w:p>
     <w:p>
@@ -2827,7 +2836,7 @@
         <w:t xml:space="preserve"> </w:t>
       </w:r>
       <w:r>
-        <w:t xml:space="preserve">(chi phí thương mại có thể quản lý được): giảm chi phí vận tải thông qua các chương trình kết nối hàng hải khu vực và, nơi khả thi, trợ cấp hàng không cho xuất khẩu giá trị cao-trọng lượng thấp (nông sản, thủ công mỹ nghệ, dịch vụ) có thể giảm mức khuếch đại chi phí thương mại thúc đẩy FIP.</w:t>
+        <w:t xml:space="preserve">(chi phí thương mại có thể quản lý được): giảm chi phí vận tải thông qua các chương trình kết nối hàng hải khu vực có thể giảm mức khuếch đại chi phí thương mại thúc đẩy FIP. Nơi khả thi, trợ cấp hàng không cho xuất khẩu giá trị cao-trọng lượng thấp (nông sản, thủ công mỹ nghệ, dịch vụ) cũng đóng vai trò bổ sung.</w:t>
       </w:r>
     </w:p>
     <w:p>
@@ -2851,7 +2860,7 @@
         <w:t xml:space="preserve"> </w:t>
       </w:r>
       <w:r>
-        <w:t xml:space="preserve">(thể chế có chức năng): phát triển thể chế có mục tiêu tập trung vào hạ tầng thuận lợi hóa thương mại, các cơ quan tiêu chuẩn, trung gian tài trợ thương mại, cơ quan xúc tiến xuất khẩu với năng lực thực sự, thay vì cải cách quản trị chung có thể giải quyết trực tiếp nhất cơ chế FIP. Bằng chứng của Goedhuys và Sleuwaegen (2013) về chứng nhận quốc tế rất có tính hướng dẫn: phát hiện của họ rằng chứng nhận ISO cải thiện năng suất doanh nghiệp nhất quán với kết quả TCI null ở đây nếu lợi ích năng suất của chứng nhận có điều kiện trên các thể chế hỗ trợ thực thi tiêu chuẩn và nhận biết khách hàng, các điều kiện vắng mặt trong bối cảnh SIDS.</w:t>
+        <w:t xml:space="preserve">(thể chế có chức năng): phát triển thể chế có mục tiêu (thay vì cải cách quản trị chung) có thể giải quyết trực tiếp nhất cơ chế FIP. Các trọng tâm bao gồm hạ tầng thuận lợi hóa thương mại, các cơ quan tiêu chuẩn, trung gian tài trợ thương mại, và cơ quan xúc tiến xuất khẩu với năng lực thực sự. Bằng chứng của Goedhuys và Sleuwaegen (2013) về chứng nhận quốc tế rất có tính hướng dẫn. Phát hiện của họ rằng chứng nhận ISO cải thiện năng suất doanh nghiệp nhất quán với kết quả TCI null ở đây, nếu lợi ích năng suất của chứng nhận có điều kiện trên các thể chế hỗ trợ thực thi tiêu chuẩn và nhận biết khách hàng. Các điều kiện này vắng mặt trong bối cảnh SIDS.</w:t>
       </w:r>
     </w:p>
     <w:bookmarkEnd w:id="46"/>
@@ -2869,7 +2878,7 @@
         <w:pStyle w:val="FirstParagraph"/>
       </w:pPr>
       <w:r>
-        <w:t xml:space="preserve">Một số hạn chế giới hạn diễn giải các phát hiện của chúng tôi.</w:t>
+        <w:t xml:space="preserve">Một số hạn chế giới hạn diễn giải các phát hiện của nghiên cứu.</w:t>
       </w:r>
     </w:p>
     <w:p>
@@ -2890,7 +2899,7 @@
         <w:t xml:space="preserve">cấu trúc tổng hợp chéo tiết diện</w:t>
       </w:r>
       <w:r>
-        <w:t xml:space="preserve">: mặc dù chúng tôi tổng hợp trên nhiều đợt quốc gia-năm (2009–2025), ít nền kinh tế SIDS có nhiều hơn một đợt WBES (xem Bảng 1), giới hạn nhận dạng bảng dữ liệu của các tác động nhân quả. Ước lượng FIP chủ yếu được xác định từ biến thiên chéo tiết diện trong FSTS trong các ô quốc gia-năm. Nghiên cứu tương lai sử dụng dữ liệu bảng, có sẵn cho Fiji và Papua New Guinea với hai đợt, có thể tăng cường nhận dạng nhân quả.</w:t>
+        <w:t xml:space="preserve">: mặc dù dữ liệu tổng hợp trên nhiều đợt quốc gia-năm (2009-2025), ít nền kinh tế SIDS có nhiều hơn một đợt WBES (xem Bảng 1). Hạn chế này giới hạn nhận dạng bảng dữ liệu của các tác động nhân quả. Ước lượng FIP chủ yếu được xác định từ biến thiên chéo tiết diện trong FSTS trong các ô quốc gia-năm. Nghiên cứu tương lai sử dụng dữ liệu bảng (có sẵn cho Fiji và Papua New Guinea với hai đợt) có thể tăng cường nhận dạng nhân quả.</w:t>
       </w:r>
     </w:p>
     <w:p>
@@ -2911,7 +2920,7 @@
         <w:t xml:space="preserve">đo lường FSTS trong bối cảnh xuất khẩu thưa thớt</w:t>
       </w:r>
       <w:r>
-        <w:t xml:space="preserve">: với FSTS trung bình 0,060 và chỉ 12,7% nhà xuất khẩu, phân phối FSTS có đuôi phải rất dài. Các ước lượng hệ số trong M2 có thể nhạy cảm với một số giá trị ngoại lệ FSTS cao; kết quả bậc hai không có ý nghĩa thống kê cần được diễn giải cẩn thận. Nghiên cứu tương lai có thể sử dụng hồi quy phân vị hoặc winsorization để đánh giá độ nhạy phân phối.</w:t>
+        <w:t xml:space="preserve">: với FSTS trung bình 0,060 và chỉ 12,7% nhà xuất khẩu, phân phối FSTS có đuôi phải rất dài. Các ước lượng hệ số trong M2 có thể nhạy cảm với một số giá trị ngoại lệ FSTS cao. Kết quả bậc hai không có ý nghĩa thống kê cần được diễn giải cẩn thận. Nghiên cứu tương lai có thể sử dụng hồi quy phân vị hoặc winsorization để đánh giá độ nhạy phân phối.</w:t>
       </w:r>
     </w:p>
     <w:p>
@@ -2932,7 +2941,7 @@
         <w:t xml:space="preserve">DAI chỉ là proxy Tầng 1</w:t>
       </w:r>
       <w:r>
-        <w:t xml:space="preserve">: thước đo áp dụng số của chúng tôi chỉ nắm bắt sự hiện diện trang web, một chỉ số nền tảng, tĩnh. Điều này phù hợp với bối cảnh SIDS do tính sẵn có hạn chế của các chỉ số hạ tầng số tiên tiến hơn trong WBES, nhưng có nghĩa là chúng tôi không thể đánh giá liệu các năng lực số tinh vi hơn (thương mại điện tử, thanh toán di động, điện toán đám mây) có thể điều tiết FIP theo cách khác hay không. Chúng tôi rõ ràng không nhận định rằng mình đang đo năng lực số động.</w:t>
+        <w:t xml:space="preserve">: thước đo áp dụng số chỉ nắm bắt sự hiện diện trang web, một chỉ số nền tảng, tĩnh. Phép đo này phù hợp với bối cảnh SIDS do tính sẵn có hạn chế của các chỉ số hạ tầng số tiên tiến hơn trong WBES. Tuy nhiên, hạn chế này có nghĩa là nghiên cứu không thể đánh giá liệu các năng lực số tinh vi hơn (thương mại điện tử, thanh toán di động, điện toán đám mây) có thể điều tiết FIP theo cách khác hay không. Nghiên cứu rõ ràng không nhận định rằng đang đo năng lực số động.</w:t>
       </w:r>
     </w:p>
     <w:p>
@@ -2953,7 +2962,7 @@
         <w:t xml:space="preserve">khả năng tổng quát hóa ngoài SIDS Thái Bình Dương</w:t>
       </w:r>
       <w:r>
-        <w:t xml:space="preserve">: FIP được lý thuyết hóa là phát sinh khi ba điều kiện tiền đề cấu trúc đồng thời vắng mặt. Các bối cảnh cực đoan khác, các vi quốc gia Sahara, các nền kinh tế cao nguyên xa xôi, các bối cảnh hậu xung đột, có thể thể hiện các mô hình tương tự. SIDS Caribbean (không được đưa vào mẫu của chúng tôi) đại diện cho bối cảnh mở rộng tự nhiên.</w:t>
+        <w:t xml:space="preserve">: FIP được lý thuyết hóa là phát sinh khi ba điều kiện tiền đề cấu trúc đồng thời vắng mặt. Các bối cảnh cực đoan khác (các vi quốc gia Sahara, các nền kinh tế cao nguyên xa xôi, các bối cảnh hậu xung đột) có thể thể hiện các mô hình tương tự. SIDS Caribbean (không được đưa vào mẫu nghiên cứu) đại diện cho bối cảnh mở rộng tự nhiên.</w:t>
       </w:r>
     </w:p>
     <w:p>
@@ -2979,31 +2988,31 @@
         <w:pStyle w:val="FirstParagraph"/>
       </w:pPr>
       <w:r>
-        <w:t xml:space="preserve">Chúng tôi giới thiệu Gánh nặng quốc tế hóa bắt buộc (Forced Internationalization Penalty, FIP), tác động âm đơn điệu của cường độ quốc tế hóa lên hiệu quả doanh nghiệp khi ba điều kiện tiền đề cấu trúc của quan hệ hình chữ U ngược đồng thời vắng mặt: thị trường nội địa khả thi, chi phí thương mại có thể quản lý được, và hỗ trợ thể chế có chức năng.</w:t>
-      </w:r>
-    </w:p>
-    <w:p>
-      <w:pPr>
-        <w:pStyle w:val="BodyText"/>
-      </w:pPr>
-      <w:r>
-        <w:t xml:space="preserve">Sử dụng dữ liệu WBES từ 1.469 doanh nghiệp thuộc chín nền kinh tế SIDS Thái Bình Dương, chúng tôi tìm thấy hỗ trợ vững chắc cho FIP trên bốn đặc tả thực nghiệm (β = −0,404, p = 0,032 trong mô hình hiệu ứng cố định quốc gia-năm chính; β = −1,236, p &lt; 0,001 không có hiệu ứng cố định quốc gia; β = −0,901, p = 0,027 trong mẫu con chỉ nhà xuất khẩu). Hạng tử bậc hai không có ý nghĩa thống kê, xác nhận dạng âm đơn điệu, không có điểm ngưỡng trong phạm vi quan sát. Chỉ số năng lực công nghệ (TCI) và Chỉ số áp dụng số (DAI), có ý nghĩa thống kê trong các bối cảnh châu Á đại lục, null trong môi trường SIDS, nhất quán với cơ chế lý thuyết FIP.</w:t>
-      </w:r>
-    </w:p>
-    <w:p>
-      <w:pPr>
-        <w:pStyle w:val="BodyText"/>
-      </w:pPr>
-      <w:r>
-        <w:t xml:space="preserve">Các phát hiện này đóng góp vào lý thuyết IB theo hai cách. Thứ nhất, chúng giúp định hướng lại diễn ngôn về các tác động thể chế từ "điều tiết thể chế cường độ I→P" sang "quyết định thể chế dấu I→P," gợi ý rằng hình chữ U ngược có thể có điều kiện trên các điều kiện tiền đề cấu trúc thay vì áp dụng rộng rãi trên các bối cảnh. Thứ hai, chúng mở rộng ứng dụng "quốc tế hóa bắt buộc" vượt ra ngoài văn liệu SME sang lĩnh vực kết quả hiệu quả, cung cấp một cấu trúc có định nghĩa lý thuyết và cơ sở thực nghiệm (FIP) mà nghiên cứu trong tương lai có thể xây dựng trên.</w:t>
-      </w:r>
-    </w:p>
-    <w:p>
-      <w:pPr>
-        <w:pStyle w:val="BodyText"/>
-      </w:pPr>
-      <w:r>
-        <w:t xml:space="preserve">Đối với chương trình nghị sự chính sách phát triển thế giới, FIP gợi ý rằng các chiến lược thúc đẩy xuất khẩu trong SIDS đòi hỏi các can thiệp cấu trúc bổ sung giải quyết chi phí thương mại, khả năng khả thi của thị trường nội địa thông qua hội nhập khu vực, và phát triển thể chế có mục tiêu, không chỉ tăng cường hoạt động xuất khẩu như vậy.</w:t>
+        <w:t xml:space="preserve">Nghiên cứu giới thiệu Gánh nặng quốc tế hóa bắt buộc (Forced Internationalization Penalty, FIP). Đây là tác động âm đơn điệu của cường độ quốc tế hóa lên hiệu quả doanh nghiệp khi ba điều kiện tiền đề cấu trúc của quan hệ hình chữ U ngược đồng thời vắng mặt. Ba điều kiện đó là: thị trường nội địa khả thi, chi phí thương mại có thể quản lý được, và hỗ trợ thể chế có chức năng.</w:t>
+      </w:r>
+    </w:p>
+    <w:p>
+      <w:pPr>
+        <w:pStyle w:val="BodyText"/>
+      </w:pPr>
+      <w:r>
+        <w:t xml:space="preserve">Sử dụng dữ liệu WBES từ 1.469 doanh nghiệp thuộc chín nền kinh tế SIDS Thái Bình Dương, nghiên cứu tìm thấy hỗ trợ vững chắc cho FIP trên bốn đặc tả thực nghiệm. Kết quả cụ thể: β = −0,404, p = 0,032 trong mô hình hiệu ứng cố định quốc gia-năm chính; β = −1,236, p &lt; 0,001 không có hiệu ứng cố định quốc gia; β = −0,901, p = 0,027 trong mẫu con chỉ nhà xuất khẩu. Hạng tử bậc hai không có ý nghĩa thống kê, xác nhận dạng âm đơn điệu, không có điểm ngưỡng trong phạm vi quan sát. Chỉ số năng lực công nghệ (TCI) và Chỉ số áp dụng số (DAI) có ý nghĩa thống kê trong các bối cảnh châu Á đại lục, nhưng null trong môi trường SIDS. Kết quả nhất quán với cơ chế lý thuyết FIP.</w:t>
+      </w:r>
+    </w:p>
+    <w:p>
+      <w:pPr>
+        <w:pStyle w:val="BodyText"/>
+      </w:pPr>
+      <w:r>
+        <w:t xml:space="preserve">Các phát hiện này đóng góp vào lý thuyết IB theo hai cách. Thứ nhất, kết quả giúp định hướng lại diễn ngôn về các tác động thể chế từ "điều tiết thể chế cường độ I→P" sang "quyết định thể chế dấu I→P". Phát hiện gợi ý rằng hình chữ U ngược có thể có điều kiện trên các điều kiện tiền đề cấu trúc thay vì áp dụng rộng rãi trên các bối cảnh. Thứ hai, nghiên cứu mở rộng ứng dụng "quốc tế hóa bắt buộc" vượt ra ngoài văn liệu SME sang lĩnh vực kết quả hiệu quả. Đóng góp cung cấp một cấu trúc có định nghĩa lý thuyết và cơ sở thực nghiệm (FIP) mà nghiên cứu trong tương lai có thể xây dựng trên.</w:t>
+      </w:r>
+    </w:p>
+    <w:p>
+      <w:pPr>
+        <w:pStyle w:val="BodyText"/>
+      </w:pPr>
+      <w:r>
+        <w:t xml:space="preserve">Đối với chương trình nghị sự chính sách phát triển thế giới, FIP gợi ý rằng các chiến lược thúc đẩy xuất khẩu trong SIDS đòi hỏi các can thiệp cấu trúc bổ sung. Các can thiệp này cần giải quyết chi phí thương mại, khả năng khả thi của thị trường nội địa thông qua hội nhập khu vực, và phát triển thể chế có mục tiêu, không chỉ tăng cường hoạt động xuất khẩu đơn thuần.</w:t>
       </w:r>
     </w:p>
     <w:p>
